--- a/Formulacion_Proyecto_Final_Grupo_5.docx
+++ b/Formulacion_Proyecto_Final_Grupo_5.docx
@@ -116,7 +116,7 @@
           <w:sz w:val="26"/>
           <w:szCs w:val="26"/>
         </w:rPr>
-        <w:t>“U</w:t>
+        <w:t xml:space="preserve">“Un enfoque </w:t>
       </w:r>
       <w:r>
         <w:rPr>
@@ -125,7 +125,7 @@
           <w:sz w:val="26"/>
           <w:szCs w:val="26"/>
         </w:rPr>
-        <w:t xml:space="preserve">n enfoque </w:t>
+        <w:t xml:space="preserve">práctico </w:t>
       </w:r>
       <w:r>
         <w:rPr>
@@ -134,34 +134,7 @@
           <w:sz w:val="26"/>
           <w:szCs w:val="26"/>
         </w:rPr>
-        <w:t xml:space="preserve">práctico </w:t>
-      </w:r>
-      <w:r>
-        <w:rPr>
-          <w:b/>
-          <w:bCs/>
-          <w:sz w:val="26"/>
-          <w:szCs w:val="26"/>
-        </w:rPr>
-        <w:t>de regresión</w:t>
-      </w:r>
-      <w:r>
-        <w:rPr>
-          <w:b/>
-          <w:bCs/>
-          <w:sz w:val="26"/>
-          <w:szCs w:val="26"/>
-        </w:rPr>
-        <w:t>”</w:t>
-      </w:r>
-      <w:r>
-        <w:rPr>
-          <w:b/>
-          <w:bCs/>
-          <w:sz w:val="26"/>
-          <w:szCs w:val="26"/>
-        </w:rPr>
-        <w:t xml:space="preserve"> </w:t>
+        <w:t xml:space="preserve">de regresión” </w:t>
       </w:r>
     </w:p>
     <w:p>
@@ -174,7 +147,23 @@
           <w:sz w:val="22"/>
           <w:szCs w:val="22"/>
         </w:rPr>
-        <w:t xml:space="preserve">GRUPO NO. 5 : </w:t>
+        <w:t xml:space="preserve">GRUPO NO. </w:t>
+      </w:r>
+      <w:proofErr w:type="gramStart"/>
+      <w:r>
+        <w:rPr>
+          <w:sz w:val="22"/>
+          <w:szCs w:val="22"/>
+        </w:rPr>
+        <w:t>5 :</w:t>
+      </w:r>
+      <w:proofErr w:type="gramEnd"/>
+      <w:r>
+        <w:rPr>
+          <w:sz w:val="22"/>
+          <w:szCs w:val="22"/>
+        </w:rPr>
+        <w:t xml:space="preserve"> </w:t>
       </w:r>
       <w:r>
         <w:rPr>
@@ -1136,6 +1125,10 @@
       <w:pPr>
         <w:spacing w:after="160" w:line="276" w:lineRule="auto"/>
         <w:jc w:val="both"/>
+        <w:rPr>
+          <w:sz w:val="22"/>
+          <w:szCs w:val="22"/>
+        </w:rPr>
       </w:pPr>
       <w:r>
         <w:rPr>
@@ -1145,6 +1138,3044 @@
         <w:t>Nota sobre el alcance: los datos disponibles cubren de enero a noviembre de 2011 (no incluyen diciembre); esta limitación se declarará explícitamente en el informe final.</w:t>
       </w:r>
     </w:p>
+    <w:p>
+      <w:pPr>
+        <w:spacing w:after="60"/>
+        <w:rPr>
+          <w:sz w:val="24"/>
+          <w:szCs w:val="24"/>
+        </w:rPr>
+      </w:pPr>
+      <w:r>
+        <w:rPr>
+          <w:b/>
+          <w:bCs/>
+          <w:sz w:val="24"/>
+          <w:szCs w:val="24"/>
+        </w:rPr>
+        <w:t>Diccionario de Datos</w:t>
+      </w:r>
+    </w:p>
+    <w:tbl>
+      <w:tblPr>
+        <w:tblW w:w="10275" w:type="dxa"/>
+        <w:tblBorders>
+          <w:top w:val="single" w:sz="4" w:space="0" w:color="auto"/>
+          <w:left w:val="single" w:sz="4" w:space="0" w:color="auto"/>
+          <w:bottom w:val="single" w:sz="4" w:space="0" w:color="auto"/>
+          <w:right w:val="single" w:sz="4" w:space="0" w:color="auto"/>
+          <w:insideH w:val="single" w:sz="4" w:space="0" w:color="auto"/>
+          <w:insideV w:val="single" w:sz="4" w:space="0" w:color="auto"/>
+        </w:tblBorders>
+        <w:tblCellMar>
+          <w:left w:w="10" w:type="dxa"/>
+          <w:right w:w="10" w:type="dxa"/>
+        </w:tblCellMar>
+        <w:tblLook w:val="0000" w:firstRow="0" w:lastRow="0" w:firstColumn="0" w:lastColumn="0" w:noHBand="0" w:noVBand="0"/>
+      </w:tblPr>
+      <w:tblGrid>
+        <w:gridCol w:w="2567"/>
+        <w:gridCol w:w="2272"/>
+        <w:gridCol w:w="5436"/>
+      </w:tblGrid>
+      <w:tr>
+        <w:tblPrEx>
+          <w:tblCellMar>
+            <w:top w:w="0" w:type="dxa"/>
+            <w:bottom w:w="0" w:type="dxa"/>
+          </w:tblCellMar>
+        </w:tblPrEx>
+        <w:trPr>
+          <w:trHeight w:val="222"/>
+          <w:tblHeader/>
+        </w:trPr>
+        <w:tc>
+          <w:tcPr>
+            <w:tcW w:w="1979" w:type="dxa"/>
+            <w:shd w:val="clear" w:color="auto" w:fill="2A78D6"/>
+            <w:tcMar>
+              <w:top w:w="80" w:type="dxa"/>
+              <w:left w:w="100" w:type="dxa"/>
+              <w:bottom w:w="80" w:type="dxa"/>
+              <w:right w:w="100" w:type="dxa"/>
+            </w:tcMar>
+            <w:vAlign w:val="center"/>
+          </w:tcPr>
+          <w:p>
+            <w:r>
+              <w:rPr>
+                <w:b/>
+                <w:bCs/>
+                <w:color w:val="FFFFFF"/>
+              </w:rPr>
+              <w:t>Columna</w:t>
+            </w:r>
+          </w:p>
+        </w:tc>
+        <w:tc>
+          <w:tcPr>
+            <w:tcW w:w="2368" w:type="dxa"/>
+            <w:shd w:val="clear" w:color="auto" w:fill="2A78D6"/>
+            <w:tcMar>
+              <w:top w:w="80" w:type="dxa"/>
+              <w:left w:w="100" w:type="dxa"/>
+              <w:bottom w:w="80" w:type="dxa"/>
+              <w:right w:w="100" w:type="dxa"/>
+            </w:tcMar>
+            <w:vAlign w:val="center"/>
+          </w:tcPr>
+          <w:p>
+            <w:r>
+              <w:rPr>
+                <w:b/>
+                <w:bCs/>
+                <w:color w:val="FFFFFF"/>
+              </w:rPr>
+              <w:t>Tipo de Dato</w:t>
+            </w:r>
+          </w:p>
+        </w:tc>
+        <w:tc>
+          <w:tcPr>
+            <w:tcW w:w="5928" w:type="dxa"/>
+            <w:shd w:val="clear" w:color="auto" w:fill="2A78D6"/>
+            <w:tcMar>
+              <w:top w:w="80" w:type="dxa"/>
+              <w:left w:w="100" w:type="dxa"/>
+              <w:bottom w:w="80" w:type="dxa"/>
+              <w:right w:w="100" w:type="dxa"/>
+            </w:tcMar>
+            <w:vAlign w:val="center"/>
+          </w:tcPr>
+          <w:p>
+            <w:r>
+              <w:rPr>
+                <w:b/>
+                <w:bCs/>
+                <w:color w:val="FFFFFF"/>
+              </w:rPr>
+              <w:t>Descripción</w:t>
+            </w:r>
+          </w:p>
+        </w:tc>
+      </w:tr>
+      <w:tr>
+        <w:tblPrEx>
+          <w:tblCellMar>
+            <w:top w:w="0" w:type="dxa"/>
+            <w:bottom w:w="0" w:type="dxa"/>
+          </w:tblCellMar>
+        </w:tblPrEx>
+        <w:trPr>
+          <w:trHeight w:val="445"/>
+        </w:trPr>
+        <w:tc>
+          <w:tcPr>
+            <w:tcW w:w="1979" w:type="dxa"/>
+            <w:tcMar>
+              <w:top w:w="80" w:type="dxa"/>
+              <w:left w:w="100" w:type="dxa"/>
+              <w:bottom w:w="80" w:type="dxa"/>
+              <w:right w:w="100" w:type="dxa"/>
+            </w:tcMar>
+            <w:vAlign w:val="center"/>
+          </w:tcPr>
+          <w:p>
+            <w:pPr>
+              <w:jc w:val="both"/>
+            </w:pPr>
+            <w:r>
+              <w:rPr>
+                <w:b/>
+                <w:bCs/>
+              </w:rPr>
+              <w:t>NO_CIA</w:t>
+            </w:r>
+          </w:p>
+        </w:tc>
+        <w:tc>
+          <w:tcPr>
+            <w:tcW w:w="2368" w:type="dxa"/>
+            <w:tcMar>
+              <w:top w:w="80" w:type="dxa"/>
+              <w:left w:w="100" w:type="dxa"/>
+              <w:bottom w:w="80" w:type="dxa"/>
+              <w:right w:w="100" w:type="dxa"/>
+            </w:tcMar>
+            <w:vAlign w:val="center"/>
+          </w:tcPr>
+          <w:p>
+            <w:pPr>
+              <w:jc w:val="both"/>
+            </w:pPr>
+            <w:r>
+              <w:t>Texto/Código — Categórica Nominal</w:t>
+            </w:r>
+          </w:p>
+        </w:tc>
+        <w:tc>
+          <w:tcPr>
+            <w:tcW w:w="5928" w:type="dxa"/>
+            <w:tcMar>
+              <w:top w:w="80" w:type="dxa"/>
+              <w:left w:w="100" w:type="dxa"/>
+              <w:bottom w:w="80" w:type="dxa"/>
+              <w:right w:w="100" w:type="dxa"/>
+            </w:tcMar>
+            <w:vAlign w:val="center"/>
+          </w:tcPr>
+          <w:p>
+            <w:pPr>
+              <w:jc w:val="both"/>
+            </w:pPr>
+            <w:r>
+              <w:t xml:space="preserve">Código de la compañía. Constante ("01") en todo el </w:t>
+            </w:r>
+            <w:proofErr w:type="spellStart"/>
+            <w:r>
+              <w:t>dataset</w:t>
+            </w:r>
+            <w:proofErr w:type="spellEnd"/>
+            <w:r>
+              <w:t>; identifica a La Riviera Duty Free como empresa matriz.</w:t>
+            </w:r>
+          </w:p>
+        </w:tc>
+      </w:tr>
+      <w:tr>
+        <w:tblPrEx>
+          <w:tblCellMar>
+            <w:top w:w="0" w:type="dxa"/>
+            <w:bottom w:w="0" w:type="dxa"/>
+          </w:tblCellMar>
+        </w:tblPrEx>
+        <w:trPr>
+          <w:trHeight w:val="222"/>
+        </w:trPr>
+        <w:tc>
+          <w:tcPr>
+            <w:tcW w:w="1979" w:type="dxa"/>
+            <w:shd w:val="clear" w:color="auto" w:fill="F2F6FC"/>
+            <w:tcMar>
+              <w:top w:w="80" w:type="dxa"/>
+              <w:left w:w="100" w:type="dxa"/>
+              <w:bottom w:w="80" w:type="dxa"/>
+              <w:right w:w="100" w:type="dxa"/>
+            </w:tcMar>
+            <w:vAlign w:val="center"/>
+          </w:tcPr>
+          <w:p>
+            <w:pPr>
+              <w:jc w:val="both"/>
+            </w:pPr>
+            <w:r>
+              <w:rPr>
+                <w:b/>
+                <w:bCs/>
+              </w:rPr>
+              <w:t>NOMBRE_EMPRESA</w:t>
+            </w:r>
+          </w:p>
+        </w:tc>
+        <w:tc>
+          <w:tcPr>
+            <w:tcW w:w="2368" w:type="dxa"/>
+            <w:shd w:val="clear" w:color="auto" w:fill="F2F6FC"/>
+            <w:tcMar>
+              <w:top w:w="80" w:type="dxa"/>
+              <w:left w:w="100" w:type="dxa"/>
+              <w:bottom w:w="80" w:type="dxa"/>
+              <w:right w:w="100" w:type="dxa"/>
+            </w:tcMar>
+            <w:vAlign w:val="center"/>
+          </w:tcPr>
+          <w:p>
+            <w:pPr>
+              <w:jc w:val="both"/>
+            </w:pPr>
+            <w:r>
+              <w:t>Texto — Categórica Nominal</w:t>
+            </w:r>
+          </w:p>
+        </w:tc>
+        <w:tc>
+          <w:tcPr>
+            <w:tcW w:w="5928" w:type="dxa"/>
+            <w:shd w:val="clear" w:color="auto" w:fill="F2F6FC"/>
+            <w:tcMar>
+              <w:top w:w="80" w:type="dxa"/>
+              <w:left w:w="100" w:type="dxa"/>
+              <w:bottom w:w="80" w:type="dxa"/>
+              <w:right w:w="100" w:type="dxa"/>
+            </w:tcMar>
+            <w:vAlign w:val="center"/>
+          </w:tcPr>
+          <w:p>
+            <w:pPr>
+              <w:jc w:val="both"/>
+            </w:pPr>
+            <w:r>
+              <w:t xml:space="preserve">Nombre de la empresa ("LA RIVIERA DUTY FREE"). Constante en todo el </w:t>
+            </w:r>
+            <w:proofErr w:type="spellStart"/>
+            <w:r>
+              <w:t>dataset</w:t>
+            </w:r>
+            <w:proofErr w:type="spellEnd"/>
+            <w:r>
+              <w:t>.</w:t>
+            </w:r>
+          </w:p>
+        </w:tc>
+      </w:tr>
+      <w:tr>
+        <w:tblPrEx>
+          <w:tblCellMar>
+            <w:top w:w="0" w:type="dxa"/>
+            <w:bottom w:w="0" w:type="dxa"/>
+          </w:tblCellMar>
+        </w:tblPrEx>
+        <w:trPr>
+          <w:trHeight w:val="222"/>
+        </w:trPr>
+        <w:tc>
+          <w:tcPr>
+            <w:tcW w:w="1979" w:type="dxa"/>
+            <w:tcMar>
+              <w:top w:w="80" w:type="dxa"/>
+              <w:left w:w="100" w:type="dxa"/>
+              <w:bottom w:w="80" w:type="dxa"/>
+              <w:right w:w="100" w:type="dxa"/>
+            </w:tcMar>
+            <w:vAlign w:val="center"/>
+          </w:tcPr>
+          <w:p>
+            <w:pPr>
+              <w:jc w:val="both"/>
+            </w:pPr>
+            <w:r>
+              <w:rPr>
+                <w:b/>
+                <w:bCs/>
+              </w:rPr>
+              <w:t>UNIDAD_NEGOCIO</w:t>
+            </w:r>
+          </w:p>
+        </w:tc>
+        <w:tc>
+          <w:tcPr>
+            <w:tcW w:w="2368" w:type="dxa"/>
+            <w:tcMar>
+              <w:top w:w="80" w:type="dxa"/>
+              <w:left w:w="100" w:type="dxa"/>
+              <w:bottom w:w="80" w:type="dxa"/>
+              <w:right w:w="100" w:type="dxa"/>
+            </w:tcMar>
+            <w:vAlign w:val="center"/>
+          </w:tcPr>
+          <w:p>
+            <w:pPr>
+              <w:jc w:val="both"/>
+            </w:pPr>
+            <w:r>
+              <w:t>Texto/Código — Categórica Nominal</w:t>
+            </w:r>
+          </w:p>
+        </w:tc>
+        <w:tc>
+          <w:tcPr>
+            <w:tcW w:w="5928" w:type="dxa"/>
+            <w:tcMar>
+              <w:top w:w="80" w:type="dxa"/>
+              <w:left w:w="100" w:type="dxa"/>
+              <w:bottom w:w="80" w:type="dxa"/>
+              <w:right w:w="100" w:type="dxa"/>
+            </w:tcMar>
+            <w:vAlign w:val="center"/>
+          </w:tcPr>
+          <w:p>
+            <w:pPr>
+              <w:jc w:val="both"/>
+            </w:pPr>
+            <w:r>
+              <w:t>Código de la unidad de negocio. Constante ("01").</w:t>
+            </w:r>
+          </w:p>
+        </w:tc>
+      </w:tr>
+      <w:tr>
+        <w:tblPrEx>
+          <w:tblCellMar>
+            <w:top w:w="0" w:type="dxa"/>
+            <w:bottom w:w="0" w:type="dxa"/>
+          </w:tblCellMar>
+        </w:tblPrEx>
+        <w:trPr>
+          <w:trHeight w:val="222"/>
+        </w:trPr>
+        <w:tc>
+          <w:tcPr>
+            <w:tcW w:w="1979" w:type="dxa"/>
+            <w:shd w:val="clear" w:color="auto" w:fill="F2F6FC"/>
+            <w:tcMar>
+              <w:top w:w="80" w:type="dxa"/>
+              <w:left w:w="100" w:type="dxa"/>
+              <w:bottom w:w="80" w:type="dxa"/>
+              <w:right w:w="100" w:type="dxa"/>
+            </w:tcMar>
+            <w:vAlign w:val="center"/>
+          </w:tcPr>
+          <w:p>
+            <w:pPr>
+              <w:jc w:val="both"/>
+            </w:pPr>
+            <w:r>
+              <w:rPr>
+                <w:b/>
+                <w:bCs/>
+              </w:rPr>
+              <w:t>NOMBRE_UNIDAD</w:t>
+            </w:r>
+          </w:p>
+        </w:tc>
+        <w:tc>
+          <w:tcPr>
+            <w:tcW w:w="2368" w:type="dxa"/>
+            <w:shd w:val="clear" w:color="auto" w:fill="F2F6FC"/>
+            <w:tcMar>
+              <w:top w:w="80" w:type="dxa"/>
+              <w:left w:w="100" w:type="dxa"/>
+              <w:bottom w:w="80" w:type="dxa"/>
+              <w:right w:w="100" w:type="dxa"/>
+            </w:tcMar>
+            <w:vAlign w:val="center"/>
+          </w:tcPr>
+          <w:p>
+            <w:pPr>
+              <w:jc w:val="both"/>
+            </w:pPr>
+            <w:r>
+              <w:t>Texto — Categórica Nominal</w:t>
+            </w:r>
+          </w:p>
+        </w:tc>
+        <w:tc>
+          <w:tcPr>
+            <w:tcW w:w="5928" w:type="dxa"/>
+            <w:shd w:val="clear" w:color="auto" w:fill="F2F6FC"/>
+            <w:tcMar>
+              <w:top w:w="80" w:type="dxa"/>
+              <w:left w:w="100" w:type="dxa"/>
+              <w:bottom w:w="80" w:type="dxa"/>
+              <w:right w:w="100" w:type="dxa"/>
+            </w:tcMar>
+            <w:vAlign w:val="center"/>
+          </w:tcPr>
+          <w:p>
+            <w:pPr>
+              <w:jc w:val="both"/>
+            </w:pPr>
+            <w:r>
+              <w:t>Nombre de la unidad de negocio ("DUTY FREE"). Constante.</w:t>
+            </w:r>
+          </w:p>
+        </w:tc>
+      </w:tr>
+      <w:tr>
+        <w:tblPrEx>
+          <w:tblCellMar>
+            <w:top w:w="0" w:type="dxa"/>
+            <w:bottom w:w="0" w:type="dxa"/>
+          </w:tblCellMar>
+        </w:tblPrEx>
+        <w:trPr>
+          <w:trHeight w:val="222"/>
+        </w:trPr>
+        <w:tc>
+          <w:tcPr>
+            <w:tcW w:w="1979" w:type="dxa"/>
+            <w:tcMar>
+              <w:top w:w="80" w:type="dxa"/>
+              <w:left w:w="100" w:type="dxa"/>
+              <w:bottom w:w="80" w:type="dxa"/>
+              <w:right w:w="100" w:type="dxa"/>
+            </w:tcMar>
+            <w:vAlign w:val="center"/>
+          </w:tcPr>
+          <w:p>
+            <w:pPr>
+              <w:jc w:val="both"/>
+            </w:pPr>
+            <w:r>
+              <w:rPr>
+                <w:b/>
+                <w:bCs/>
+              </w:rPr>
+              <w:t>CENTRO</w:t>
+            </w:r>
+          </w:p>
+        </w:tc>
+        <w:tc>
+          <w:tcPr>
+            <w:tcW w:w="2368" w:type="dxa"/>
+            <w:tcMar>
+              <w:top w:w="80" w:type="dxa"/>
+              <w:left w:w="100" w:type="dxa"/>
+              <w:bottom w:w="80" w:type="dxa"/>
+              <w:right w:w="100" w:type="dxa"/>
+            </w:tcMar>
+            <w:vAlign w:val="center"/>
+          </w:tcPr>
+          <w:p>
+            <w:pPr>
+              <w:jc w:val="both"/>
+            </w:pPr>
+            <w:r>
+              <w:t>Texto/Código — Categórica Nominal</w:t>
+            </w:r>
+          </w:p>
+        </w:tc>
+        <w:tc>
+          <w:tcPr>
+            <w:tcW w:w="5928" w:type="dxa"/>
+            <w:tcMar>
+              <w:top w:w="80" w:type="dxa"/>
+              <w:left w:w="100" w:type="dxa"/>
+              <w:bottom w:w="80" w:type="dxa"/>
+              <w:right w:w="100" w:type="dxa"/>
+            </w:tcMar>
+            <w:vAlign w:val="center"/>
+          </w:tcPr>
+          <w:p>
+            <w:pPr>
+              <w:jc w:val="both"/>
+            </w:pPr>
+            <w:r>
+              <w:t>Código de centro contable, asociado a la tienda física (ej. "01", "03").</w:t>
+            </w:r>
+          </w:p>
+        </w:tc>
+      </w:tr>
+      <w:tr>
+        <w:tblPrEx>
+          <w:tblCellMar>
+            <w:top w:w="0" w:type="dxa"/>
+            <w:bottom w:w="0" w:type="dxa"/>
+          </w:tblCellMar>
+        </w:tblPrEx>
+        <w:trPr>
+          <w:trHeight w:val="222"/>
+        </w:trPr>
+        <w:tc>
+          <w:tcPr>
+            <w:tcW w:w="1979" w:type="dxa"/>
+            <w:shd w:val="clear" w:color="auto" w:fill="F2F6FC"/>
+            <w:tcMar>
+              <w:top w:w="80" w:type="dxa"/>
+              <w:left w:w="100" w:type="dxa"/>
+              <w:bottom w:w="80" w:type="dxa"/>
+              <w:right w:w="100" w:type="dxa"/>
+            </w:tcMar>
+            <w:vAlign w:val="center"/>
+          </w:tcPr>
+          <w:p>
+            <w:pPr>
+              <w:jc w:val="both"/>
+            </w:pPr>
+            <w:r>
+              <w:rPr>
+                <w:b/>
+                <w:bCs/>
+              </w:rPr>
+              <w:t>BODEGA</w:t>
+            </w:r>
+          </w:p>
+        </w:tc>
+        <w:tc>
+          <w:tcPr>
+            <w:tcW w:w="2368" w:type="dxa"/>
+            <w:shd w:val="clear" w:color="auto" w:fill="F2F6FC"/>
+            <w:tcMar>
+              <w:top w:w="80" w:type="dxa"/>
+              <w:left w:w="100" w:type="dxa"/>
+              <w:bottom w:w="80" w:type="dxa"/>
+              <w:right w:w="100" w:type="dxa"/>
+            </w:tcMar>
+            <w:vAlign w:val="center"/>
+          </w:tcPr>
+          <w:p>
+            <w:pPr>
+              <w:jc w:val="both"/>
+            </w:pPr>
+            <w:r>
+              <w:t>Texto/Código — Categórica Nominal</w:t>
+            </w:r>
+          </w:p>
+        </w:tc>
+        <w:tc>
+          <w:tcPr>
+            <w:tcW w:w="5928" w:type="dxa"/>
+            <w:shd w:val="clear" w:color="auto" w:fill="F2F6FC"/>
+            <w:tcMar>
+              <w:top w:w="80" w:type="dxa"/>
+              <w:left w:w="100" w:type="dxa"/>
+              <w:bottom w:w="80" w:type="dxa"/>
+              <w:right w:w="100" w:type="dxa"/>
+            </w:tcMar>
+            <w:vAlign w:val="center"/>
+          </w:tcPr>
+          <w:p>
+            <w:pPr>
+              <w:jc w:val="both"/>
+            </w:pPr>
+            <w:r>
+              <w:t>Código de bodega/almacén de origen de la mercancía (ej. "0101", "0301").</w:t>
+            </w:r>
+          </w:p>
+        </w:tc>
+      </w:tr>
+      <w:tr>
+        <w:tblPrEx>
+          <w:tblCellMar>
+            <w:top w:w="0" w:type="dxa"/>
+            <w:bottom w:w="0" w:type="dxa"/>
+          </w:tblCellMar>
+        </w:tblPrEx>
+        <w:trPr>
+          <w:trHeight w:val="445"/>
+        </w:trPr>
+        <w:tc>
+          <w:tcPr>
+            <w:tcW w:w="1979" w:type="dxa"/>
+            <w:tcMar>
+              <w:top w:w="80" w:type="dxa"/>
+              <w:left w:w="100" w:type="dxa"/>
+              <w:bottom w:w="80" w:type="dxa"/>
+              <w:right w:w="100" w:type="dxa"/>
+            </w:tcMar>
+            <w:vAlign w:val="center"/>
+          </w:tcPr>
+          <w:p>
+            <w:pPr>
+              <w:jc w:val="both"/>
+            </w:pPr>
+            <w:r>
+              <w:rPr>
+                <w:b/>
+                <w:bCs/>
+              </w:rPr>
+              <w:t>NOMBRETIENDA</w:t>
+            </w:r>
+          </w:p>
+        </w:tc>
+        <w:tc>
+          <w:tcPr>
+            <w:tcW w:w="2368" w:type="dxa"/>
+            <w:tcMar>
+              <w:top w:w="80" w:type="dxa"/>
+              <w:left w:w="100" w:type="dxa"/>
+              <w:bottom w:w="80" w:type="dxa"/>
+              <w:right w:w="100" w:type="dxa"/>
+            </w:tcMar>
+            <w:vAlign w:val="center"/>
+          </w:tcPr>
+          <w:p>
+            <w:pPr>
+              <w:jc w:val="both"/>
+            </w:pPr>
+            <w:r>
+              <w:t>Texto — Categórica Nominal</w:t>
+            </w:r>
+          </w:p>
+        </w:tc>
+        <w:tc>
+          <w:tcPr>
+            <w:tcW w:w="5928" w:type="dxa"/>
+            <w:tcMar>
+              <w:top w:w="80" w:type="dxa"/>
+              <w:left w:w="100" w:type="dxa"/>
+              <w:bottom w:w="80" w:type="dxa"/>
+              <w:right w:w="100" w:type="dxa"/>
+            </w:tcMar>
+            <w:vAlign w:val="center"/>
+          </w:tcPr>
+          <w:p>
+            <w:pPr>
+              <w:jc w:val="both"/>
+            </w:pPr>
+            <w:r>
+              <w:t>Nombre de la tienda donde ocurrió la venta (ej. "WISA 01", "WISA-03"). El formato del nombre (espacio vs. guion) no es consistente entre los archivos de distintas tiendas.</w:t>
+            </w:r>
+          </w:p>
+        </w:tc>
+      </w:tr>
+      <w:tr>
+        <w:tblPrEx>
+          <w:tblCellMar>
+            <w:top w:w="0" w:type="dxa"/>
+            <w:bottom w:w="0" w:type="dxa"/>
+          </w:tblCellMar>
+        </w:tblPrEx>
+        <w:trPr>
+          <w:trHeight w:val="668"/>
+        </w:trPr>
+        <w:tc>
+          <w:tcPr>
+            <w:tcW w:w="1979" w:type="dxa"/>
+            <w:shd w:val="clear" w:color="auto" w:fill="F2F6FC"/>
+            <w:tcMar>
+              <w:top w:w="80" w:type="dxa"/>
+              <w:left w:w="100" w:type="dxa"/>
+              <w:bottom w:w="80" w:type="dxa"/>
+              <w:right w:w="100" w:type="dxa"/>
+            </w:tcMar>
+            <w:vAlign w:val="center"/>
+          </w:tcPr>
+          <w:p>
+            <w:pPr>
+              <w:jc w:val="both"/>
+            </w:pPr>
+            <w:r>
+              <w:rPr>
+                <w:b/>
+                <w:bCs/>
+              </w:rPr>
+              <w:t>FACTURA</w:t>
+            </w:r>
+          </w:p>
+        </w:tc>
+        <w:tc>
+          <w:tcPr>
+            <w:tcW w:w="2368" w:type="dxa"/>
+            <w:shd w:val="clear" w:color="auto" w:fill="F2F6FC"/>
+            <w:tcMar>
+              <w:top w:w="80" w:type="dxa"/>
+              <w:left w:w="100" w:type="dxa"/>
+              <w:bottom w:w="80" w:type="dxa"/>
+              <w:right w:w="100" w:type="dxa"/>
+            </w:tcMar>
+            <w:vAlign w:val="center"/>
+          </w:tcPr>
+          <w:p>
+            <w:pPr>
+              <w:jc w:val="both"/>
+            </w:pPr>
+            <w:r>
+              <w:t>Texto/Código — Categórica Nominal (identificador)</w:t>
+            </w:r>
+          </w:p>
+        </w:tc>
+        <w:tc>
+          <w:tcPr>
+            <w:tcW w:w="5928" w:type="dxa"/>
+            <w:shd w:val="clear" w:color="auto" w:fill="F2F6FC"/>
+            <w:tcMar>
+              <w:top w:w="80" w:type="dxa"/>
+              <w:left w:w="100" w:type="dxa"/>
+              <w:bottom w:w="80" w:type="dxa"/>
+              <w:right w:w="100" w:type="dxa"/>
+            </w:tcMar>
+            <w:vAlign w:val="center"/>
+          </w:tcPr>
+          <w:p>
+            <w:pPr>
+              <w:jc w:val="both"/>
+            </w:pPr>
+            <w:r>
+              <w:t xml:space="preserve">Número de factura o documento. El prefijo distingue la tienda/tipo de origen (ej. "A-" en WISA-01, "C-" en WISA-03, "0-" en </w:t>
+            </w:r>
+            <w:r>
+              <w:lastRenderedPageBreak/>
+              <w:t>devoluciones). No es único a nivel global entre tiendas: la clave real de una transacción es TIENDA + FACTURA.</w:t>
+            </w:r>
+          </w:p>
+        </w:tc>
+      </w:tr>
+      <w:tr>
+        <w:tblPrEx>
+          <w:tblCellMar>
+            <w:top w:w="0" w:type="dxa"/>
+            <w:bottom w:w="0" w:type="dxa"/>
+          </w:tblCellMar>
+        </w:tblPrEx>
+        <w:trPr>
+          <w:trHeight w:val="222"/>
+        </w:trPr>
+        <w:tc>
+          <w:tcPr>
+            <w:tcW w:w="1979" w:type="dxa"/>
+            <w:tcMar>
+              <w:top w:w="80" w:type="dxa"/>
+              <w:left w:w="100" w:type="dxa"/>
+              <w:bottom w:w="80" w:type="dxa"/>
+              <w:right w:w="100" w:type="dxa"/>
+            </w:tcMar>
+            <w:vAlign w:val="center"/>
+          </w:tcPr>
+          <w:p>
+            <w:pPr>
+              <w:jc w:val="both"/>
+            </w:pPr>
+            <w:r>
+              <w:rPr>
+                <w:b/>
+                <w:bCs/>
+              </w:rPr>
+              <w:lastRenderedPageBreak/>
+              <w:t>FECHA</w:t>
+            </w:r>
+          </w:p>
+        </w:tc>
+        <w:tc>
+          <w:tcPr>
+            <w:tcW w:w="2368" w:type="dxa"/>
+            <w:tcMar>
+              <w:top w:w="80" w:type="dxa"/>
+              <w:left w:w="100" w:type="dxa"/>
+              <w:bottom w:w="80" w:type="dxa"/>
+              <w:right w:w="100" w:type="dxa"/>
+            </w:tcMar>
+            <w:vAlign w:val="center"/>
+          </w:tcPr>
+          <w:p>
+            <w:pPr>
+              <w:jc w:val="both"/>
+            </w:pPr>
+            <w:r>
+              <w:t>Fecha — Temporal</w:t>
+            </w:r>
+          </w:p>
+        </w:tc>
+        <w:tc>
+          <w:tcPr>
+            <w:tcW w:w="5928" w:type="dxa"/>
+            <w:tcMar>
+              <w:top w:w="80" w:type="dxa"/>
+              <w:left w:w="100" w:type="dxa"/>
+              <w:bottom w:w="80" w:type="dxa"/>
+              <w:right w:w="100" w:type="dxa"/>
+            </w:tcMar>
+            <w:vAlign w:val="center"/>
+          </w:tcPr>
+          <w:p>
+            <w:pPr>
+              <w:jc w:val="both"/>
+            </w:pPr>
+            <w:r>
+              <w:t xml:space="preserve">Fecha de la transacción (formato </w:t>
+            </w:r>
+            <w:proofErr w:type="spellStart"/>
+            <w:r>
+              <w:t>dd</w:t>
+            </w:r>
+            <w:proofErr w:type="spellEnd"/>
+            <w:r>
+              <w:t>/mm/</w:t>
+            </w:r>
+            <w:proofErr w:type="spellStart"/>
+            <w:r>
+              <w:t>aa</w:t>
+            </w:r>
+            <w:proofErr w:type="spellEnd"/>
+            <w:r>
+              <w:t>).</w:t>
+            </w:r>
+          </w:p>
+        </w:tc>
+      </w:tr>
+      <w:tr>
+        <w:tblPrEx>
+          <w:tblCellMar>
+            <w:top w:w="0" w:type="dxa"/>
+            <w:bottom w:w="0" w:type="dxa"/>
+          </w:tblCellMar>
+        </w:tblPrEx>
+        <w:trPr>
+          <w:trHeight w:val="445"/>
+        </w:trPr>
+        <w:tc>
+          <w:tcPr>
+            <w:tcW w:w="1979" w:type="dxa"/>
+            <w:shd w:val="clear" w:color="auto" w:fill="F2F6FC"/>
+            <w:tcMar>
+              <w:top w:w="80" w:type="dxa"/>
+              <w:left w:w="100" w:type="dxa"/>
+              <w:bottom w:w="80" w:type="dxa"/>
+              <w:right w:w="100" w:type="dxa"/>
+            </w:tcMar>
+            <w:vAlign w:val="center"/>
+          </w:tcPr>
+          <w:p>
+            <w:pPr>
+              <w:jc w:val="both"/>
+            </w:pPr>
+            <w:r>
+              <w:rPr>
+                <w:b/>
+                <w:bCs/>
+              </w:rPr>
+              <w:t>ARTICULO</w:t>
+            </w:r>
+          </w:p>
+        </w:tc>
+        <w:tc>
+          <w:tcPr>
+            <w:tcW w:w="2368" w:type="dxa"/>
+            <w:shd w:val="clear" w:color="auto" w:fill="F2F6FC"/>
+            <w:tcMar>
+              <w:top w:w="80" w:type="dxa"/>
+              <w:left w:w="100" w:type="dxa"/>
+              <w:bottom w:w="80" w:type="dxa"/>
+              <w:right w:w="100" w:type="dxa"/>
+            </w:tcMar>
+            <w:vAlign w:val="center"/>
+          </w:tcPr>
+          <w:p>
+            <w:pPr>
+              <w:jc w:val="both"/>
+            </w:pPr>
+            <w:r>
+              <w:t>Texto/Código — Categórica Nominal (identificador)</w:t>
+            </w:r>
+          </w:p>
+        </w:tc>
+        <w:tc>
+          <w:tcPr>
+            <w:tcW w:w="5928" w:type="dxa"/>
+            <w:shd w:val="clear" w:color="auto" w:fill="F2F6FC"/>
+            <w:tcMar>
+              <w:top w:w="80" w:type="dxa"/>
+              <w:left w:w="100" w:type="dxa"/>
+              <w:bottom w:w="80" w:type="dxa"/>
+              <w:right w:w="100" w:type="dxa"/>
+            </w:tcMar>
+            <w:vAlign w:val="center"/>
+          </w:tcPr>
+          <w:p>
+            <w:pPr>
+              <w:jc w:val="both"/>
+            </w:pPr>
+            <w:r>
+              <w:t>Código único que identifica el producto/artículo vendido.</w:t>
+            </w:r>
+          </w:p>
+        </w:tc>
+      </w:tr>
+      <w:tr>
+        <w:tblPrEx>
+          <w:tblCellMar>
+            <w:top w:w="0" w:type="dxa"/>
+            <w:bottom w:w="0" w:type="dxa"/>
+          </w:tblCellMar>
+        </w:tblPrEx>
+        <w:trPr>
+          <w:trHeight w:val="222"/>
+        </w:trPr>
+        <w:tc>
+          <w:tcPr>
+            <w:tcW w:w="1979" w:type="dxa"/>
+            <w:tcMar>
+              <w:top w:w="80" w:type="dxa"/>
+              <w:left w:w="100" w:type="dxa"/>
+              <w:bottom w:w="80" w:type="dxa"/>
+              <w:right w:w="100" w:type="dxa"/>
+            </w:tcMar>
+            <w:vAlign w:val="center"/>
+          </w:tcPr>
+          <w:p>
+            <w:pPr>
+              <w:jc w:val="both"/>
+            </w:pPr>
+            <w:r>
+              <w:rPr>
+                <w:b/>
+                <w:bCs/>
+              </w:rPr>
+              <w:t>NOMBREARTICULO</w:t>
+            </w:r>
+          </w:p>
+        </w:tc>
+        <w:tc>
+          <w:tcPr>
+            <w:tcW w:w="2368" w:type="dxa"/>
+            <w:tcMar>
+              <w:top w:w="80" w:type="dxa"/>
+              <w:left w:w="100" w:type="dxa"/>
+              <w:bottom w:w="80" w:type="dxa"/>
+              <w:right w:w="100" w:type="dxa"/>
+            </w:tcMar>
+            <w:vAlign w:val="center"/>
+          </w:tcPr>
+          <w:p>
+            <w:pPr>
+              <w:jc w:val="both"/>
+            </w:pPr>
+            <w:r>
+              <w:t>Texto — Categórica Nominal</w:t>
+            </w:r>
+          </w:p>
+        </w:tc>
+        <w:tc>
+          <w:tcPr>
+            <w:tcW w:w="5928" w:type="dxa"/>
+            <w:tcMar>
+              <w:top w:w="80" w:type="dxa"/>
+              <w:left w:w="100" w:type="dxa"/>
+              <w:bottom w:w="80" w:type="dxa"/>
+              <w:right w:w="100" w:type="dxa"/>
+            </w:tcMar>
+            <w:vAlign w:val="center"/>
+          </w:tcPr>
+          <w:p>
+            <w:pPr>
+              <w:jc w:val="both"/>
+            </w:pPr>
+            <w:r>
+              <w:t>Nombre o descripción comercial del artículo.</w:t>
+            </w:r>
+          </w:p>
+        </w:tc>
+      </w:tr>
+      <w:tr>
+        <w:tblPrEx>
+          <w:tblCellMar>
+            <w:top w:w="0" w:type="dxa"/>
+            <w:bottom w:w="0" w:type="dxa"/>
+          </w:tblCellMar>
+        </w:tblPrEx>
+        <w:trPr>
+          <w:trHeight w:val="445"/>
+        </w:trPr>
+        <w:tc>
+          <w:tcPr>
+            <w:tcW w:w="1979" w:type="dxa"/>
+            <w:shd w:val="clear" w:color="auto" w:fill="F2F6FC"/>
+            <w:tcMar>
+              <w:top w:w="80" w:type="dxa"/>
+              <w:left w:w="100" w:type="dxa"/>
+              <w:bottom w:w="80" w:type="dxa"/>
+              <w:right w:w="100" w:type="dxa"/>
+            </w:tcMar>
+            <w:vAlign w:val="center"/>
+          </w:tcPr>
+          <w:p>
+            <w:pPr>
+              <w:jc w:val="both"/>
+            </w:pPr>
+            <w:r>
+              <w:rPr>
+                <w:b/>
+                <w:bCs/>
+              </w:rPr>
+              <w:t>MARCA</w:t>
+            </w:r>
+          </w:p>
+        </w:tc>
+        <w:tc>
+          <w:tcPr>
+            <w:tcW w:w="2368" w:type="dxa"/>
+            <w:shd w:val="clear" w:color="auto" w:fill="F2F6FC"/>
+            <w:tcMar>
+              <w:top w:w="80" w:type="dxa"/>
+              <w:left w:w="100" w:type="dxa"/>
+              <w:bottom w:w="80" w:type="dxa"/>
+              <w:right w:w="100" w:type="dxa"/>
+            </w:tcMar>
+            <w:vAlign w:val="center"/>
+          </w:tcPr>
+          <w:p>
+            <w:pPr>
+              <w:jc w:val="both"/>
+            </w:pPr>
+            <w:r>
+              <w:t>Texto/Código — Categórica Nominal (identificador)</w:t>
+            </w:r>
+          </w:p>
+        </w:tc>
+        <w:tc>
+          <w:tcPr>
+            <w:tcW w:w="5928" w:type="dxa"/>
+            <w:shd w:val="clear" w:color="auto" w:fill="F2F6FC"/>
+            <w:tcMar>
+              <w:top w:w="80" w:type="dxa"/>
+              <w:left w:w="100" w:type="dxa"/>
+              <w:bottom w:w="80" w:type="dxa"/>
+              <w:right w:w="100" w:type="dxa"/>
+            </w:tcMar>
+            <w:vAlign w:val="center"/>
+          </w:tcPr>
+          <w:p>
+            <w:pPr>
+              <w:jc w:val="both"/>
+            </w:pPr>
+            <w:r>
+              <w:t>Código de la marca del producto.</w:t>
+            </w:r>
+          </w:p>
+        </w:tc>
+      </w:tr>
+      <w:tr>
+        <w:tblPrEx>
+          <w:tblCellMar>
+            <w:top w:w="0" w:type="dxa"/>
+            <w:bottom w:w="0" w:type="dxa"/>
+          </w:tblCellMar>
+        </w:tblPrEx>
+        <w:trPr>
+          <w:trHeight w:val="222"/>
+        </w:trPr>
+        <w:tc>
+          <w:tcPr>
+            <w:tcW w:w="1979" w:type="dxa"/>
+            <w:tcMar>
+              <w:top w:w="80" w:type="dxa"/>
+              <w:left w:w="100" w:type="dxa"/>
+              <w:bottom w:w="80" w:type="dxa"/>
+              <w:right w:w="100" w:type="dxa"/>
+            </w:tcMar>
+            <w:vAlign w:val="center"/>
+          </w:tcPr>
+          <w:p>
+            <w:pPr>
+              <w:jc w:val="both"/>
+            </w:pPr>
+            <w:r>
+              <w:rPr>
+                <w:b/>
+                <w:bCs/>
+              </w:rPr>
+              <w:t>NOMBREMARCA</w:t>
+            </w:r>
+          </w:p>
+        </w:tc>
+        <w:tc>
+          <w:tcPr>
+            <w:tcW w:w="2368" w:type="dxa"/>
+            <w:tcMar>
+              <w:top w:w="80" w:type="dxa"/>
+              <w:left w:w="100" w:type="dxa"/>
+              <w:bottom w:w="80" w:type="dxa"/>
+              <w:right w:w="100" w:type="dxa"/>
+            </w:tcMar>
+            <w:vAlign w:val="center"/>
+          </w:tcPr>
+          <w:p>
+            <w:pPr>
+              <w:jc w:val="both"/>
+            </w:pPr>
+            <w:r>
+              <w:t>Texto — Categórica Nominal</w:t>
+            </w:r>
+          </w:p>
+        </w:tc>
+        <w:tc>
+          <w:tcPr>
+            <w:tcW w:w="5928" w:type="dxa"/>
+            <w:tcMar>
+              <w:top w:w="80" w:type="dxa"/>
+              <w:left w:w="100" w:type="dxa"/>
+              <w:bottom w:w="80" w:type="dxa"/>
+              <w:right w:w="100" w:type="dxa"/>
+            </w:tcMar>
+            <w:vAlign w:val="center"/>
+          </w:tcPr>
+          <w:p>
+            <w:pPr>
+              <w:jc w:val="both"/>
+            </w:pPr>
+            <w:r>
+              <w:t>Nombre comercial de la marca (ej. Chanel, Marlboro).</w:t>
+            </w:r>
+          </w:p>
+        </w:tc>
+      </w:tr>
+      <w:tr>
+        <w:tblPrEx>
+          <w:tblCellMar>
+            <w:top w:w="0" w:type="dxa"/>
+            <w:bottom w:w="0" w:type="dxa"/>
+          </w:tblCellMar>
+        </w:tblPrEx>
+        <w:trPr>
+          <w:trHeight w:val="222"/>
+        </w:trPr>
+        <w:tc>
+          <w:tcPr>
+            <w:tcW w:w="1979" w:type="dxa"/>
+            <w:shd w:val="clear" w:color="auto" w:fill="F2F6FC"/>
+            <w:tcMar>
+              <w:top w:w="80" w:type="dxa"/>
+              <w:left w:w="100" w:type="dxa"/>
+              <w:bottom w:w="80" w:type="dxa"/>
+              <w:right w:w="100" w:type="dxa"/>
+            </w:tcMar>
+            <w:vAlign w:val="center"/>
+          </w:tcPr>
+          <w:p>
+            <w:pPr>
+              <w:jc w:val="both"/>
+            </w:pPr>
+            <w:r>
+              <w:rPr>
+                <w:b/>
+                <w:bCs/>
+              </w:rPr>
+              <w:t>CLASE</w:t>
+            </w:r>
+          </w:p>
+        </w:tc>
+        <w:tc>
+          <w:tcPr>
+            <w:tcW w:w="2368" w:type="dxa"/>
+            <w:shd w:val="clear" w:color="auto" w:fill="F2F6FC"/>
+            <w:tcMar>
+              <w:top w:w="80" w:type="dxa"/>
+              <w:left w:w="100" w:type="dxa"/>
+              <w:bottom w:w="80" w:type="dxa"/>
+              <w:right w:w="100" w:type="dxa"/>
+            </w:tcMar>
+            <w:vAlign w:val="center"/>
+          </w:tcPr>
+          <w:p>
+            <w:pPr>
+              <w:jc w:val="both"/>
+            </w:pPr>
+            <w:r>
+              <w:t>Texto/Código — Categórica Nominal</w:t>
+            </w:r>
+          </w:p>
+        </w:tc>
+        <w:tc>
+          <w:tcPr>
+            <w:tcW w:w="5928" w:type="dxa"/>
+            <w:shd w:val="clear" w:color="auto" w:fill="F2F6FC"/>
+            <w:tcMar>
+              <w:top w:w="80" w:type="dxa"/>
+              <w:left w:w="100" w:type="dxa"/>
+              <w:bottom w:w="80" w:type="dxa"/>
+              <w:right w:w="100" w:type="dxa"/>
+            </w:tcMar>
+            <w:vAlign w:val="center"/>
+          </w:tcPr>
+          <w:p>
+            <w:pPr>
+              <w:jc w:val="both"/>
+            </w:pPr>
+            <w:r>
+              <w:t>Código abreviado de la clase de producto (ej. "FRA", "LIC").</w:t>
+            </w:r>
+          </w:p>
+        </w:tc>
+      </w:tr>
+      <w:tr>
+        <w:tblPrEx>
+          <w:tblCellMar>
+            <w:top w:w="0" w:type="dxa"/>
+            <w:bottom w:w="0" w:type="dxa"/>
+          </w:tblCellMar>
+        </w:tblPrEx>
+        <w:trPr>
+          <w:trHeight w:val="445"/>
+        </w:trPr>
+        <w:tc>
+          <w:tcPr>
+            <w:tcW w:w="1979" w:type="dxa"/>
+            <w:tcMar>
+              <w:top w:w="80" w:type="dxa"/>
+              <w:left w:w="100" w:type="dxa"/>
+              <w:bottom w:w="80" w:type="dxa"/>
+              <w:right w:w="100" w:type="dxa"/>
+            </w:tcMar>
+            <w:vAlign w:val="center"/>
+          </w:tcPr>
+          <w:p>
+            <w:pPr>
+              <w:jc w:val="both"/>
+            </w:pPr>
+            <w:r>
+              <w:rPr>
+                <w:b/>
+                <w:bCs/>
+              </w:rPr>
+              <w:t>DES_CLASE</w:t>
+            </w:r>
+          </w:p>
+        </w:tc>
+        <w:tc>
+          <w:tcPr>
+            <w:tcW w:w="2368" w:type="dxa"/>
+            <w:tcMar>
+              <w:top w:w="80" w:type="dxa"/>
+              <w:left w:w="100" w:type="dxa"/>
+              <w:bottom w:w="80" w:type="dxa"/>
+              <w:right w:w="100" w:type="dxa"/>
+            </w:tcMar>
+            <w:vAlign w:val="center"/>
+          </w:tcPr>
+          <w:p>
+            <w:pPr>
+              <w:jc w:val="both"/>
+            </w:pPr>
+            <w:r>
+              <w:t>Texto — Categórica Nominal</w:t>
+            </w:r>
+          </w:p>
+        </w:tc>
+        <w:tc>
+          <w:tcPr>
+            <w:tcW w:w="5928" w:type="dxa"/>
+            <w:tcMar>
+              <w:top w:w="80" w:type="dxa"/>
+              <w:left w:w="100" w:type="dxa"/>
+              <w:bottom w:w="80" w:type="dxa"/>
+              <w:right w:w="100" w:type="dxa"/>
+            </w:tcMar>
+            <w:vAlign w:val="center"/>
+          </w:tcPr>
+          <w:p>
+            <w:pPr>
+              <w:jc w:val="both"/>
+            </w:pPr>
+            <w:r>
+              <w:t>Descripción de la clase de producto (FRAGANCIAS, COSMETICOS, LICORES, ACCESORIOS, CIGARRILLOS, EQUIPO DE VIAJE). Es la categoría de más alto nivel del catálogo.</w:t>
+            </w:r>
+          </w:p>
+        </w:tc>
+      </w:tr>
+      <w:tr>
+        <w:tblPrEx>
+          <w:tblCellMar>
+            <w:top w:w="0" w:type="dxa"/>
+            <w:bottom w:w="0" w:type="dxa"/>
+          </w:tblCellMar>
+        </w:tblPrEx>
+        <w:trPr>
+          <w:trHeight w:val="445"/>
+        </w:trPr>
+        <w:tc>
+          <w:tcPr>
+            <w:tcW w:w="1979" w:type="dxa"/>
+            <w:shd w:val="clear" w:color="auto" w:fill="F2F6FC"/>
+            <w:tcMar>
+              <w:top w:w="80" w:type="dxa"/>
+              <w:left w:w="100" w:type="dxa"/>
+              <w:bottom w:w="80" w:type="dxa"/>
+              <w:right w:w="100" w:type="dxa"/>
+            </w:tcMar>
+            <w:vAlign w:val="center"/>
+          </w:tcPr>
+          <w:p>
+            <w:pPr>
+              <w:jc w:val="both"/>
+            </w:pPr>
+            <w:r>
+              <w:rPr>
+                <w:b/>
+                <w:bCs/>
+              </w:rPr>
+              <w:t>COD_CATEGORIA</w:t>
+            </w:r>
+          </w:p>
+        </w:tc>
+        <w:tc>
+          <w:tcPr>
+            <w:tcW w:w="2368" w:type="dxa"/>
+            <w:shd w:val="clear" w:color="auto" w:fill="F2F6FC"/>
+            <w:tcMar>
+              <w:top w:w="80" w:type="dxa"/>
+              <w:left w:w="100" w:type="dxa"/>
+              <w:bottom w:w="80" w:type="dxa"/>
+              <w:right w:w="100" w:type="dxa"/>
+            </w:tcMar>
+            <w:vAlign w:val="center"/>
+          </w:tcPr>
+          <w:p>
+            <w:pPr>
+              <w:jc w:val="both"/>
+            </w:pPr>
+            <w:r>
+              <w:t>Numérico/Código — Categórica Nominal (identificador)</w:t>
+            </w:r>
+          </w:p>
+        </w:tc>
+        <w:tc>
+          <w:tcPr>
+            <w:tcW w:w="5928" w:type="dxa"/>
+            <w:shd w:val="clear" w:color="auto" w:fill="F2F6FC"/>
+            <w:tcMar>
+              <w:top w:w="80" w:type="dxa"/>
+              <w:left w:w="100" w:type="dxa"/>
+              <w:bottom w:w="80" w:type="dxa"/>
+              <w:right w:w="100" w:type="dxa"/>
+            </w:tcMar>
+            <w:vAlign w:val="center"/>
+          </w:tcPr>
+          <w:p>
+            <w:pPr>
+              <w:jc w:val="both"/>
+            </w:pPr>
+            <w:r>
+              <w:t>Código numérico de la subcategoría del producto, dentro de una clase.</w:t>
+            </w:r>
+          </w:p>
+        </w:tc>
+      </w:tr>
+      <w:tr>
+        <w:tblPrEx>
+          <w:tblCellMar>
+            <w:top w:w="0" w:type="dxa"/>
+            <w:bottom w:w="0" w:type="dxa"/>
+          </w:tblCellMar>
+        </w:tblPrEx>
+        <w:trPr>
+          <w:trHeight w:val="445"/>
+        </w:trPr>
+        <w:tc>
+          <w:tcPr>
+            <w:tcW w:w="1979" w:type="dxa"/>
+            <w:tcMar>
+              <w:top w:w="80" w:type="dxa"/>
+              <w:left w:w="100" w:type="dxa"/>
+              <w:bottom w:w="80" w:type="dxa"/>
+              <w:right w:w="100" w:type="dxa"/>
+            </w:tcMar>
+            <w:vAlign w:val="center"/>
+          </w:tcPr>
+          <w:p>
+            <w:pPr>
+              <w:jc w:val="both"/>
+            </w:pPr>
+            <w:r>
+              <w:rPr>
+                <w:b/>
+                <w:bCs/>
+              </w:rPr>
+              <w:t>CATEGORIA</w:t>
+            </w:r>
+          </w:p>
+        </w:tc>
+        <w:tc>
+          <w:tcPr>
+            <w:tcW w:w="2368" w:type="dxa"/>
+            <w:tcMar>
+              <w:top w:w="80" w:type="dxa"/>
+              <w:left w:w="100" w:type="dxa"/>
+              <w:bottom w:w="80" w:type="dxa"/>
+              <w:right w:w="100" w:type="dxa"/>
+            </w:tcMar>
+            <w:vAlign w:val="center"/>
+          </w:tcPr>
+          <w:p>
+            <w:pPr>
+              <w:jc w:val="both"/>
+            </w:pPr>
+            <w:r>
+              <w:t>Texto — Categórica Nominal</w:t>
+            </w:r>
+          </w:p>
+        </w:tc>
+        <w:tc>
+          <w:tcPr>
+            <w:tcW w:w="5928" w:type="dxa"/>
+            <w:tcMar>
+              <w:top w:w="80" w:type="dxa"/>
+              <w:left w:w="100" w:type="dxa"/>
+              <w:bottom w:w="80" w:type="dxa"/>
+              <w:right w:w="100" w:type="dxa"/>
+            </w:tcMar>
+            <w:vAlign w:val="center"/>
+          </w:tcPr>
+          <w:p>
+            <w:pPr>
+              <w:jc w:val="both"/>
+            </w:pPr>
+            <w:r>
+              <w:t xml:space="preserve">Descripción de la subcategoría del producto (ej. AGUA DE TOCADOR, </w:t>
+            </w:r>
+            <w:proofErr w:type="gramStart"/>
+            <w:r>
+              <w:t>WHISKY</w:t>
+            </w:r>
+            <w:proofErr w:type="gramEnd"/>
+            <w:r>
+              <w:t>, LINEA DE BAÑO). Más granular que DES_CLASE.</w:t>
+            </w:r>
+          </w:p>
+        </w:tc>
+      </w:tr>
+      <w:tr>
+        <w:tblPrEx>
+          <w:tblCellMar>
+            <w:top w:w="0" w:type="dxa"/>
+            <w:bottom w:w="0" w:type="dxa"/>
+          </w:tblCellMar>
+        </w:tblPrEx>
+        <w:trPr>
+          <w:trHeight w:val="445"/>
+        </w:trPr>
+        <w:tc>
+          <w:tcPr>
+            <w:tcW w:w="1979" w:type="dxa"/>
+            <w:shd w:val="clear" w:color="auto" w:fill="F2F6FC"/>
+            <w:tcMar>
+              <w:top w:w="80" w:type="dxa"/>
+              <w:left w:w="100" w:type="dxa"/>
+              <w:bottom w:w="80" w:type="dxa"/>
+              <w:right w:w="100" w:type="dxa"/>
+            </w:tcMar>
+            <w:vAlign w:val="center"/>
+          </w:tcPr>
+          <w:p>
+            <w:pPr>
+              <w:jc w:val="both"/>
+            </w:pPr>
+            <w:r>
+              <w:rPr>
+                <w:b/>
+                <w:bCs/>
+              </w:rPr>
+              <w:t>TIPO_DOC</w:t>
+            </w:r>
+          </w:p>
+        </w:tc>
+        <w:tc>
+          <w:tcPr>
+            <w:tcW w:w="2368" w:type="dxa"/>
+            <w:shd w:val="clear" w:color="auto" w:fill="F2F6FC"/>
+            <w:tcMar>
+              <w:top w:w="80" w:type="dxa"/>
+              <w:left w:w="100" w:type="dxa"/>
+              <w:bottom w:w="80" w:type="dxa"/>
+              <w:right w:w="100" w:type="dxa"/>
+            </w:tcMar>
+            <w:vAlign w:val="center"/>
+          </w:tcPr>
+          <w:p>
+            <w:pPr>
+              <w:jc w:val="both"/>
+            </w:pPr>
+            <w:r>
+              <w:t>Texto/Código — Categórica Binaria</w:t>
+            </w:r>
+          </w:p>
+        </w:tc>
+        <w:tc>
+          <w:tcPr>
+            <w:tcW w:w="5928" w:type="dxa"/>
+            <w:shd w:val="clear" w:color="auto" w:fill="F2F6FC"/>
+            <w:tcMar>
+              <w:top w:w="80" w:type="dxa"/>
+              <w:left w:w="100" w:type="dxa"/>
+              <w:bottom w:w="80" w:type="dxa"/>
+              <w:right w:w="100" w:type="dxa"/>
+            </w:tcMar>
+            <w:vAlign w:val="center"/>
+          </w:tcPr>
+          <w:p>
+            <w:pPr>
+              <w:jc w:val="both"/>
+            </w:pPr>
+            <w:r>
+              <w:t>Tipo de documento: "FA" = factura de venta; "DV" = nota de devolución/anulación. Las filas DV deben excluirse del modelado predictivo.</w:t>
+            </w:r>
+          </w:p>
+        </w:tc>
+      </w:tr>
+      <w:tr>
+        <w:tblPrEx>
+          <w:tblCellMar>
+            <w:top w:w="0" w:type="dxa"/>
+            <w:bottom w:w="0" w:type="dxa"/>
+          </w:tblCellMar>
+        </w:tblPrEx>
+        <w:trPr>
+          <w:trHeight w:val="445"/>
+        </w:trPr>
+        <w:tc>
+          <w:tcPr>
+            <w:tcW w:w="1979" w:type="dxa"/>
+            <w:tcMar>
+              <w:top w:w="80" w:type="dxa"/>
+              <w:left w:w="100" w:type="dxa"/>
+              <w:bottom w:w="80" w:type="dxa"/>
+              <w:right w:w="100" w:type="dxa"/>
+            </w:tcMar>
+            <w:vAlign w:val="center"/>
+          </w:tcPr>
+          <w:p>
+            <w:pPr>
+              <w:jc w:val="both"/>
+            </w:pPr>
+            <w:r>
+              <w:rPr>
+                <w:b/>
+                <w:bCs/>
+              </w:rPr>
+              <w:t>COD_CLIENTE</w:t>
+            </w:r>
+          </w:p>
+        </w:tc>
+        <w:tc>
+          <w:tcPr>
+            <w:tcW w:w="2368" w:type="dxa"/>
+            <w:tcMar>
+              <w:top w:w="80" w:type="dxa"/>
+              <w:left w:w="100" w:type="dxa"/>
+              <w:bottom w:w="80" w:type="dxa"/>
+              <w:right w:w="100" w:type="dxa"/>
+            </w:tcMar>
+            <w:vAlign w:val="center"/>
+          </w:tcPr>
+          <w:p>
+            <w:pPr>
+              <w:jc w:val="both"/>
+            </w:pPr>
+            <w:r>
+              <w:t>Texto/Código — Categórica Nominal (identificador)</w:t>
+            </w:r>
+          </w:p>
+        </w:tc>
+        <w:tc>
+          <w:tcPr>
+            <w:tcW w:w="5928" w:type="dxa"/>
+            <w:tcMar>
+              <w:top w:w="80" w:type="dxa"/>
+              <w:left w:w="100" w:type="dxa"/>
+              <w:bottom w:w="80" w:type="dxa"/>
+              <w:right w:w="100" w:type="dxa"/>
+            </w:tcMar>
+            <w:vAlign w:val="center"/>
+          </w:tcPr>
+          <w:p>
+            <w:pPr>
+              <w:jc w:val="both"/>
+            </w:pPr>
+            <w:r>
+              <w:t>Código identificador del cliente. Presenta un porcentaje relevante de nulos (clientes no identificados en el punto de venta).</w:t>
+            </w:r>
+          </w:p>
+        </w:tc>
+      </w:tr>
+      <w:tr>
+        <w:tblPrEx>
+          <w:tblCellMar>
+            <w:top w:w="0" w:type="dxa"/>
+            <w:bottom w:w="0" w:type="dxa"/>
+          </w:tblCellMar>
+        </w:tblPrEx>
+        <w:trPr>
+          <w:trHeight w:val="222"/>
+        </w:trPr>
+        <w:tc>
+          <w:tcPr>
+            <w:tcW w:w="1979" w:type="dxa"/>
+            <w:shd w:val="clear" w:color="auto" w:fill="F2F6FC"/>
+            <w:tcMar>
+              <w:top w:w="80" w:type="dxa"/>
+              <w:left w:w="100" w:type="dxa"/>
+              <w:bottom w:w="80" w:type="dxa"/>
+              <w:right w:w="100" w:type="dxa"/>
+            </w:tcMar>
+            <w:vAlign w:val="center"/>
+          </w:tcPr>
+          <w:p>
+            <w:pPr>
+              <w:jc w:val="both"/>
+            </w:pPr>
+            <w:r>
+              <w:rPr>
+                <w:b/>
+                <w:bCs/>
+              </w:rPr>
+              <w:t>CANTIDAD</w:t>
+            </w:r>
+          </w:p>
+        </w:tc>
+        <w:tc>
+          <w:tcPr>
+            <w:tcW w:w="2368" w:type="dxa"/>
+            <w:shd w:val="clear" w:color="auto" w:fill="F2F6FC"/>
+            <w:tcMar>
+              <w:top w:w="80" w:type="dxa"/>
+              <w:left w:w="100" w:type="dxa"/>
+              <w:bottom w:w="80" w:type="dxa"/>
+              <w:right w:w="100" w:type="dxa"/>
+            </w:tcMar>
+            <w:vAlign w:val="center"/>
+          </w:tcPr>
+          <w:p>
+            <w:pPr>
+              <w:jc w:val="both"/>
+            </w:pPr>
+            <w:r>
+              <w:t>Numérico — Numérica Discreta</w:t>
+            </w:r>
+          </w:p>
+        </w:tc>
+        <w:tc>
+          <w:tcPr>
+            <w:tcW w:w="5928" w:type="dxa"/>
+            <w:shd w:val="clear" w:color="auto" w:fill="F2F6FC"/>
+            <w:tcMar>
+              <w:top w:w="80" w:type="dxa"/>
+              <w:left w:w="100" w:type="dxa"/>
+              <w:bottom w:w="80" w:type="dxa"/>
+              <w:right w:w="100" w:type="dxa"/>
+            </w:tcMar>
+            <w:vAlign w:val="center"/>
+          </w:tcPr>
+          <w:p>
+            <w:pPr>
+              <w:jc w:val="both"/>
+            </w:pPr>
+            <w:r>
+              <w:t>Cantidad de unidades del artículo vendidas en esa línea de la factura.</w:t>
+            </w:r>
+          </w:p>
+        </w:tc>
+      </w:tr>
+      <w:tr>
+        <w:tblPrEx>
+          <w:tblCellMar>
+            <w:top w:w="0" w:type="dxa"/>
+            <w:bottom w:w="0" w:type="dxa"/>
+          </w:tblCellMar>
+        </w:tblPrEx>
+        <w:trPr>
+          <w:trHeight w:val="445"/>
+        </w:trPr>
+        <w:tc>
+          <w:tcPr>
+            <w:tcW w:w="1979" w:type="dxa"/>
+            <w:tcMar>
+              <w:top w:w="80" w:type="dxa"/>
+              <w:left w:w="100" w:type="dxa"/>
+              <w:bottom w:w="80" w:type="dxa"/>
+              <w:right w:w="100" w:type="dxa"/>
+            </w:tcMar>
+            <w:vAlign w:val="center"/>
+          </w:tcPr>
+          <w:p>
+            <w:pPr>
+              <w:jc w:val="both"/>
+            </w:pPr>
+            <w:r>
+              <w:rPr>
+                <w:b/>
+                <w:bCs/>
+              </w:rPr>
+              <w:t>MONTO_BRUTO</w:t>
+            </w:r>
+          </w:p>
+        </w:tc>
+        <w:tc>
+          <w:tcPr>
+            <w:tcW w:w="2368" w:type="dxa"/>
+            <w:tcMar>
+              <w:top w:w="80" w:type="dxa"/>
+              <w:left w:w="100" w:type="dxa"/>
+              <w:bottom w:w="80" w:type="dxa"/>
+              <w:right w:w="100" w:type="dxa"/>
+            </w:tcMar>
+            <w:vAlign w:val="center"/>
+          </w:tcPr>
+          <w:p>
+            <w:pPr>
+              <w:jc w:val="both"/>
+            </w:pPr>
+            <w:r>
+              <w:t>Numérico (moneda) — Numérica Continua</w:t>
+            </w:r>
+          </w:p>
+        </w:tc>
+        <w:tc>
+          <w:tcPr>
+            <w:tcW w:w="5928" w:type="dxa"/>
+            <w:tcMar>
+              <w:top w:w="80" w:type="dxa"/>
+              <w:left w:w="100" w:type="dxa"/>
+              <w:bottom w:w="80" w:type="dxa"/>
+              <w:right w:w="100" w:type="dxa"/>
+            </w:tcMar>
+            <w:vAlign w:val="center"/>
+          </w:tcPr>
+          <w:p>
+            <w:pPr>
+              <w:jc w:val="both"/>
+            </w:pPr>
+            <w:r>
+              <w:t>Monto bruto de la línea, antes de aplicar descuentos.</w:t>
+            </w:r>
+          </w:p>
+        </w:tc>
+      </w:tr>
+      <w:tr>
+        <w:tblPrEx>
+          <w:tblCellMar>
+            <w:top w:w="0" w:type="dxa"/>
+            <w:bottom w:w="0" w:type="dxa"/>
+          </w:tblCellMar>
+        </w:tblPrEx>
+        <w:trPr>
+          <w:trHeight w:val="445"/>
+        </w:trPr>
+        <w:tc>
+          <w:tcPr>
+            <w:tcW w:w="1979" w:type="dxa"/>
+            <w:shd w:val="clear" w:color="auto" w:fill="F2F6FC"/>
+            <w:tcMar>
+              <w:top w:w="80" w:type="dxa"/>
+              <w:left w:w="100" w:type="dxa"/>
+              <w:bottom w:w="80" w:type="dxa"/>
+              <w:right w:w="100" w:type="dxa"/>
+            </w:tcMar>
+            <w:vAlign w:val="center"/>
+          </w:tcPr>
+          <w:p>
+            <w:pPr>
+              <w:jc w:val="both"/>
+            </w:pPr>
+            <w:r>
+              <w:rPr>
+                <w:b/>
+                <w:bCs/>
+              </w:rPr>
+              <w:t>TOTAL</w:t>
+            </w:r>
+          </w:p>
+        </w:tc>
+        <w:tc>
+          <w:tcPr>
+            <w:tcW w:w="2368" w:type="dxa"/>
+            <w:shd w:val="clear" w:color="auto" w:fill="F2F6FC"/>
+            <w:tcMar>
+              <w:top w:w="80" w:type="dxa"/>
+              <w:left w:w="100" w:type="dxa"/>
+              <w:bottom w:w="80" w:type="dxa"/>
+              <w:right w:w="100" w:type="dxa"/>
+            </w:tcMar>
+            <w:vAlign w:val="center"/>
+          </w:tcPr>
+          <w:p>
+            <w:pPr>
+              <w:jc w:val="both"/>
+            </w:pPr>
+            <w:r>
+              <w:t>Numérico (moneda) — Numérica Continua</w:t>
+            </w:r>
+          </w:p>
+        </w:tc>
+        <w:tc>
+          <w:tcPr>
+            <w:tcW w:w="5928" w:type="dxa"/>
+            <w:shd w:val="clear" w:color="auto" w:fill="F2F6FC"/>
+            <w:tcMar>
+              <w:top w:w="80" w:type="dxa"/>
+              <w:left w:w="100" w:type="dxa"/>
+              <w:bottom w:w="80" w:type="dxa"/>
+              <w:right w:w="100" w:type="dxa"/>
+            </w:tcMar>
+            <w:vAlign w:val="center"/>
+          </w:tcPr>
+          <w:p>
+            <w:pPr>
+              <w:jc w:val="both"/>
+            </w:pPr>
+            <w:r>
+              <w:t xml:space="preserve">Monto total de la línea después de descuentos; es el valor de venta neto de esa línea de producto. Variable base para construir el </w:t>
+            </w:r>
+            <w:proofErr w:type="gramStart"/>
+            <w:r>
+              <w:t>target</w:t>
+            </w:r>
+            <w:proofErr w:type="gramEnd"/>
+            <w:r>
+              <w:t xml:space="preserve"> de los modelos (TOTAL_FACTURA).</w:t>
+            </w:r>
+          </w:p>
+        </w:tc>
+      </w:tr>
+      <w:tr>
+        <w:tblPrEx>
+          <w:tblCellMar>
+            <w:top w:w="0" w:type="dxa"/>
+            <w:bottom w:w="0" w:type="dxa"/>
+          </w:tblCellMar>
+        </w:tblPrEx>
+        <w:trPr>
+          <w:trHeight w:val="445"/>
+        </w:trPr>
+        <w:tc>
+          <w:tcPr>
+            <w:tcW w:w="1979" w:type="dxa"/>
+            <w:tcMar>
+              <w:top w:w="80" w:type="dxa"/>
+              <w:left w:w="100" w:type="dxa"/>
+              <w:bottom w:w="80" w:type="dxa"/>
+              <w:right w:w="100" w:type="dxa"/>
+            </w:tcMar>
+            <w:vAlign w:val="center"/>
+          </w:tcPr>
+          <w:p>
+            <w:pPr>
+              <w:jc w:val="both"/>
+            </w:pPr>
+            <w:r>
+              <w:rPr>
+                <w:b/>
+                <w:bCs/>
+              </w:rPr>
+              <w:t>IMPUESTOS</w:t>
+            </w:r>
+          </w:p>
+        </w:tc>
+        <w:tc>
+          <w:tcPr>
+            <w:tcW w:w="2368" w:type="dxa"/>
+            <w:tcMar>
+              <w:top w:w="80" w:type="dxa"/>
+              <w:left w:w="100" w:type="dxa"/>
+              <w:bottom w:w="80" w:type="dxa"/>
+              <w:right w:w="100" w:type="dxa"/>
+            </w:tcMar>
+            <w:vAlign w:val="center"/>
+          </w:tcPr>
+          <w:p>
+            <w:pPr>
+              <w:jc w:val="both"/>
+            </w:pPr>
+            <w:r>
+              <w:t>Numérico (moneda) — Numérica Continua</w:t>
+            </w:r>
+          </w:p>
+        </w:tc>
+        <w:tc>
+          <w:tcPr>
+            <w:tcW w:w="5928" w:type="dxa"/>
+            <w:tcMar>
+              <w:top w:w="80" w:type="dxa"/>
+              <w:left w:w="100" w:type="dxa"/>
+              <w:bottom w:w="80" w:type="dxa"/>
+              <w:right w:w="100" w:type="dxa"/>
+            </w:tcMar>
+            <w:vAlign w:val="center"/>
+          </w:tcPr>
+          <w:p>
+            <w:pPr>
+              <w:jc w:val="both"/>
+            </w:pPr>
+            <w:r>
+              <w:t xml:space="preserve">Impuestos aplicados a la línea. Siempre es 0 en este </w:t>
+            </w:r>
+            <w:proofErr w:type="spellStart"/>
+            <w:r>
+              <w:t>dataset</w:t>
+            </w:r>
+            <w:proofErr w:type="spellEnd"/>
+            <w:r>
+              <w:t xml:space="preserve">, consistente con que la venta </w:t>
+            </w:r>
+            <w:proofErr w:type="spellStart"/>
+            <w:r>
+              <w:t>duty</w:t>
+            </w:r>
+            <w:proofErr w:type="spellEnd"/>
+            <w:r>
+              <w:t xml:space="preserve"> free está exenta de impuestos de importación.</w:t>
+            </w:r>
+          </w:p>
+        </w:tc>
+      </w:tr>
+      <w:tr>
+        <w:tblPrEx>
+          <w:tblCellMar>
+            <w:top w:w="0" w:type="dxa"/>
+            <w:bottom w:w="0" w:type="dxa"/>
+          </w:tblCellMar>
+        </w:tblPrEx>
+        <w:trPr>
+          <w:trHeight w:val="445"/>
+        </w:trPr>
+        <w:tc>
+          <w:tcPr>
+            <w:tcW w:w="1979" w:type="dxa"/>
+            <w:shd w:val="clear" w:color="auto" w:fill="F2F6FC"/>
+            <w:tcMar>
+              <w:top w:w="80" w:type="dxa"/>
+              <w:left w:w="100" w:type="dxa"/>
+              <w:bottom w:w="80" w:type="dxa"/>
+              <w:right w:w="100" w:type="dxa"/>
+            </w:tcMar>
+            <w:vAlign w:val="center"/>
+          </w:tcPr>
+          <w:p>
+            <w:pPr>
+              <w:jc w:val="both"/>
+            </w:pPr>
+            <w:r>
+              <w:rPr>
+                <w:b/>
+                <w:bCs/>
+              </w:rPr>
+              <w:t>COD_DESCUENTO_E</w:t>
+            </w:r>
+          </w:p>
+        </w:tc>
+        <w:tc>
+          <w:tcPr>
+            <w:tcW w:w="2368" w:type="dxa"/>
+            <w:shd w:val="clear" w:color="auto" w:fill="F2F6FC"/>
+            <w:tcMar>
+              <w:top w:w="80" w:type="dxa"/>
+              <w:left w:w="100" w:type="dxa"/>
+              <w:bottom w:w="80" w:type="dxa"/>
+              <w:right w:w="100" w:type="dxa"/>
+            </w:tcMar>
+            <w:vAlign w:val="center"/>
+          </w:tcPr>
+          <w:p>
+            <w:pPr>
+              <w:jc w:val="both"/>
+            </w:pPr>
+            <w:r>
+              <w:t>Texto/Código — Categórica Nominal</w:t>
+            </w:r>
+          </w:p>
+        </w:tc>
+        <w:tc>
+          <w:tcPr>
+            <w:tcW w:w="5928" w:type="dxa"/>
+            <w:shd w:val="clear" w:color="auto" w:fill="F2F6FC"/>
+            <w:tcMar>
+              <w:top w:w="80" w:type="dxa"/>
+              <w:left w:w="100" w:type="dxa"/>
+              <w:bottom w:w="80" w:type="dxa"/>
+              <w:right w:w="100" w:type="dxa"/>
+            </w:tcMar>
+            <w:vAlign w:val="center"/>
+          </w:tcPr>
+          <w:p>
+            <w:pPr>
+              <w:jc w:val="both"/>
+            </w:pPr>
+            <w:r>
+              <w:t>Código del tipo de descuento aplicado (ej. DESGLO, DESCLIN, DESCMTO). Mayormente nulo (~99%); se recodifica como indicador binario (TIENE_DESCUENTO) para el modelo.</w:t>
+            </w:r>
+          </w:p>
+        </w:tc>
+      </w:tr>
+      <w:tr>
+        <w:tblPrEx>
+          <w:tblCellMar>
+            <w:top w:w="0" w:type="dxa"/>
+            <w:bottom w:w="0" w:type="dxa"/>
+          </w:tblCellMar>
+        </w:tblPrEx>
+        <w:trPr>
+          <w:trHeight w:val="445"/>
+        </w:trPr>
+        <w:tc>
+          <w:tcPr>
+            <w:tcW w:w="1979" w:type="dxa"/>
+            <w:tcMar>
+              <w:top w:w="80" w:type="dxa"/>
+              <w:left w:w="100" w:type="dxa"/>
+              <w:bottom w:w="80" w:type="dxa"/>
+              <w:right w:w="100" w:type="dxa"/>
+            </w:tcMar>
+            <w:vAlign w:val="center"/>
+          </w:tcPr>
+          <w:p>
+            <w:pPr>
+              <w:jc w:val="both"/>
+            </w:pPr>
+            <w:r>
+              <w:rPr>
+                <w:b/>
+                <w:bCs/>
+              </w:rPr>
+              <w:lastRenderedPageBreak/>
+              <w:t>DESCUENTO</w:t>
+            </w:r>
+          </w:p>
+        </w:tc>
+        <w:tc>
+          <w:tcPr>
+            <w:tcW w:w="2368" w:type="dxa"/>
+            <w:tcMar>
+              <w:top w:w="80" w:type="dxa"/>
+              <w:left w:w="100" w:type="dxa"/>
+              <w:bottom w:w="80" w:type="dxa"/>
+              <w:right w:w="100" w:type="dxa"/>
+            </w:tcMar>
+            <w:vAlign w:val="center"/>
+          </w:tcPr>
+          <w:p>
+            <w:pPr>
+              <w:jc w:val="both"/>
+            </w:pPr>
+            <w:r>
+              <w:t>Numérico (moneda) — Numérica Continua</w:t>
+            </w:r>
+          </w:p>
+        </w:tc>
+        <w:tc>
+          <w:tcPr>
+            <w:tcW w:w="5928" w:type="dxa"/>
+            <w:tcMar>
+              <w:top w:w="80" w:type="dxa"/>
+              <w:left w:w="100" w:type="dxa"/>
+              <w:bottom w:w="80" w:type="dxa"/>
+              <w:right w:w="100" w:type="dxa"/>
+            </w:tcMar>
+            <w:vAlign w:val="center"/>
+          </w:tcPr>
+          <w:p>
+            <w:pPr>
+              <w:jc w:val="both"/>
+            </w:pPr>
+            <w:r>
+              <w:t>Monto del descuento aplicado a la línea.</w:t>
+            </w:r>
+          </w:p>
+        </w:tc>
+      </w:tr>
+      <w:tr>
+        <w:tblPrEx>
+          <w:tblCellMar>
+            <w:top w:w="0" w:type="dxa"/>
+            <w:bottom w:w="0" w:type="dxa"/>
+          </w:tblCellMar>
+        </w:tblPrEx>
+        <w:trPr>
+          <w:trHeight w:val="445"/>
+        </w:trPr>
+        <w:tc>
+          <w:tcPr>
+            <w:tcW w:w="1979" w:type="dxa"/>
+            <w:shd w:val="clear" w:color="auto" w:fill="F2F6FC"/>
+            <w:tcMar>
+              <w:top w:w="80" w:type="dxa"/>
+              <w:left w:w="100" w:type="dxa"/>
+              <w:bottom w:w="80" w:type="dxa"/>
+              <w:right w:w="100" w:type="dxa"/>
+            </w:tcMar>
+            <w:vAlign w:val="center"/>
+          </w:tcPr>
+          <w:p>
+            <w:pPr>
+              <w:jc w:val="both"/>
+            </w:pPr>
+            <w:r>
+              <w:rPr>
+                <w:b/>
+                <w:bCs/>
+              </w:rPr>
+              <w:t>VENDEDOR</w:t>
+            </w:r>
+          </w:p>
+        </w:tc>
+        <w:tc>
+          <w:tcPr>
+            <w:tcW w:w="2368" w:type="dxa"/>
+            <w:shd w:val="clear" w:color="auto" w:fill="F2F6FC"/>
+            <w:tcMar>
+              <w:top w:w="80" w:type="dxa"/>
+              <w:left w:w="100" w:type="dxa"/>
+              <w:bottom w:w="80" w:type="dxa"/>
+              <w:right w:w="100" w:type="dxa"/>
+            </w:tcMar>
+            <w:vAlign w:val="center"/>
+          </w:tcPr>
+          <w:p>
+            <w:pPr>
+              <w:jc w:val="both"/>
+            </w:pPr>
+            <w:r>
+              <w:t>Texto/Código — Categórica Nominal (identificador)</w:t>
+            </w:r>
+          </w:p>
+        </w:tc>
+        <w:tc>
+          <w:tcPr>
+            <w:tcW w:w="5928" w:type="dxa"/>
+            <w:shd w:val="clear" w:color="auto" w:fill="F2F6FC"/>
+            <w:tcMar>
+              <w:top w:w="80" w:type="dxa"/>
+              <w:left w:w="100" w:type="dxa"/>
+              <w:bottom w:w="80" w:type="dxa"/>
+              <w:right w:w="100" w:type="dxa"/>
+            </w:tcMar>
+            <w:vAlign w:val="center"/>
+          </w:tcPr>
+          <w:p>
+            <w:pPr>
+              <w:jc w:val="both"/>
+            </w:pPr>
+            <w:r>
+              <w:t>Código que identifica al vendedor que realizó la transacción.</w:t>
+            </w:r>
+          </w:p>
+        </w:tc>
+      </w:tr>
+      <w:tr>
+        <w:tblPrEx>
+          <w:tblCellMar>
+            <w:top w:w="0" w:type="dxa"/>
+            <w:bottom w:w="0" w:type="dxa"/>
+          </w:tblCellMar>
+        </w:tblPrEx>
+        <w:trPr>
+          <w:trHeight w:val="222"/>
+        </w:trPr>
+        <w:tc>
+          <w:tcPr>
+            <w:tcW w:w="1979" w:type="dxa"/>
+            <w:tcMar>
+              <w:top w:w="80" w:type="dxa"/>
+              <w:left w:w="100" w:type="dxa"/>
+              <w:bottom w:w="80" w:type="dxa"/>
+              <w:right w:w="100" w:type="dxa"/>
+            </w:tcMar>
+            <w:vAlign w:val="center"/>
+          </w:tcPr>
+          <w:p>
+            <w:pPr>
+              <w:jc w:val="both"/>
+            </w:pPr>
+            <w:r>
+              <w:rPr>
+                <w:b/>
+                <w:bCs/>
+              </w:rPr>
+              <w:t>NOMBRE</w:t>
+            </w:r>
+          </w:p>
+        </w:tc>
+        <w:tc>
+          <w:tcPr>
+            <w:tcW w:w="2368" w:type="dxa"/>
+            <w:tcMar>
+              <w:top w:w="80" w:type="dxa"/>
+              <w:left w:w="100" w:type="dxa"/>
+              <w:bottom w:w="80" w:type="dxa"/>
+              <w:right w:w="100" w:type="dxa"/>
+            </w:tcMar>
+            <w:vAlign w:val="center"/>
+          </w:tcPr>
+          <w:p>
+            <w:pPr>
+              <w:jc w:val="both"/>
+            </w:pPr>
+            <w:r>
+              <w:t>Texto — Categórica Nominal</w:t>
+            </w:r>
+          </w:p>
+        </w:tc>
+        <w:tc>
+          <w:tcPr>
+            <w:tcW w:w="5928" w:type="dxa"/>
+            <w:tcMar>
+              <w:top w:w="80" w:type="dxa"/>
+              <w:left w:w="100" w:type="dxa"/>
+              <w:bottom w:w="80" w:type="dxa"/>
+              <w:right w:w="100" w:type="dxa"/>
+            </w:tcMar>
+            <w:vAlign w:val="center"/>
+          </w:tcPr>
+          <w:p>
+            <w:pPr>
+              <w:jc w:val="both"/>
+            </w:pPr>
+            <w:r>
+              <w:t>Nombre completo del vendedor asociado al código VENDEDOR.</w:t>
+            </w:r>
+          </w:p>
+        </w:tc>
+      </w:tr>
+      <w:tr>
+        <w:tblPrEx>
+          <w:tblCellMar>
+            <w:top w:w="0" w:type="dxa"/>
+            <w:bottom w:w="0" w:type="dxa"/>
+          </w:tblCellMar>
+        </w:tblPrEx>
+        <w:trPr>
+          <w:trHeight w:val="445"/>
+        </w:trPr>
+        <w:tc>
+          <w:tcPr>
+            <w:tcW w:w="1979" w:type="dxa"/>
+            <w:shd w:val="clear" w:color="auto" w:fill="F2F6FC"/>
+            <w:tcMar>
+              <w:top w:w="80" w:type="dxa"/>
+              <w:left w:w="100" w:type="dxa"/>
+              <w:bottom w:w="80" w:type="dxa"/>
+              <w:right w:w="100" w:type="dxa"/>
+            </w:tcMar>
+            <w:vAlign w:val="center"/>
+          </w:tcPr>
+          <w:p>
+            <w:pPr>
+              <w:jc w:val="both"/>
+            </w:pPr>
+            <w:r>
+              <w:rPr>
+                <w:b/>
+                <w:bCs/>
+              </w:rPr>
+              <w:t>COSTO_UNI</w:t>
+            </w:r>
+          </w:p>
+        </w:tc>
+        <w:tc>
+          <w:tcPr>
+            <w:tcW w:w="2368" w:type="dxa"/>
+            <w:shd w:val="clear" w:color="auto" w:fill="F2F6FC"/>
+            <w:tcMar>
+              <w:top w:w="80" w:type="dxa"/>
+              <w:left w:w="100" w:type="dxa"/>
+              <w:bottom w:w="80" w:type="dxa"/>
+              <w:right w:w="100" w:type="dxa"/>
+            </w:tcMar>
+            <w:vAlign w:val="center"/>
+          </w:tcPr>
+          <w:p>
+            <w:pPr>
+              <w:jc w:val="both"/>
+            </w:pPr>
+            <w:r>
+              <w:t>Numérico (moneda) — Numérica Continua</w:t>
+            </w:r>
+          </w:p>
+        </w:tc>
+        <w:tc>
+          <w:tcPr>
+            <w:tcW w:w="5928" w:type="dxa"/>
+            <w:shd w:val="clear" w:color="auto" w:fill="F2F6FC"/>
+            <w:tcMar>
+              <w:top w:w="80" w:type="dxa"/>
+              <w:left w:w="100" w:type="dxa"/>
+              <w:bottom w:w="80" w:type="dxa"/>
+              <w:right w:w="100" w:type="dxa"/>
+            </w:tcMar>
+            <w:vAlign w:val="center"/>
+          </w:tcPr>
+          <w:p>
+            <w:pPr>
+              <w:jc w:val="both"/>
+            </w:pPr>
+            <w:r>
+              <w:t>Costo unitario del producto (costo de adquisición, no el precio de venta).</w:t>
+            </w:r>
+          </w:p>
+        </w:tc>
+      </w:tr>
+      <w:tr>
+        <w:tblPrEx>
+          <w:tblCellMar>
+            <w:top w:w="0" w:type="dxa"/>
+            <w:bottom w:w="0" w:type="dxa"/>
+          </w:tblCellMar>
+        </w:tblPrEx>
+        <w:trPr>
+          <w:trHeight w:val="445"/>
+        </w:trPr>
+        <w:tc>
+          <w:tcPr>
+            <w:tcW w:w="1979" w:type="dxa"/>
+            <w:tcMar>
+              <w:top w:w="80" w:type="dxa"/>
+              <w:left w:w="100" w:type="dxa"/>
+              <w:bottom w:w="80" w:type="dxa"/>
+              <w:right w:w="100" w:type="dxa"/>
+            </w:tcMar>
+            <w:vAlign w:val="center"/>
+          </w:tcPr>
+          <w:p>
+            <w:pPr>
+              <w:jc w:val="both"/>
+            </w:pPr>
+            <w:r>
+              <w:rPr>
+                <w:b/>
+                <w:bCs/>
+              </w:rPr>
+              <w:t>COSTO_TOTAL</w:t>
+            </w:r>
+          </w:p>
+        </w:tc>
+        <w:tc>
+          <w:tcPr>
+            <w:tcW w:w="2368" w:type="dxa"/>
+            <w:tcMar>
+              <w:top w:w="80" w:type="dxa"/>
+              <w:left w:w="100" w:type="dxa"/>
+              <w:bottom w:w="80" w:type="dxa"/>
+              <w:right w:w="100" w:type="dxa"/>
+            </w:tcMar>
+            <w:vAlign w:val="center"/>
+          </w:tcPr>
+          <w:p>
+            <w:pPr>
+              <w:jc w:val="both"/>
+            </w:pPr>
+            <w:r>
+              <w:t>Numérico (moneda) — Numérica Continua</w:t>
+            </w:r>
+          </w:p>
+        </w:tc>
+        <w:tc>
+          <w:tcPr>
+            <w:tcW w:w="5928" w:type="dxa"/>
+            <w:tcMar>
+              <w:top w:w="80" w:type="dxa"/>
+              <w:left w:w="100" w:type="dxa"/>
+              <w:bottom w:w="80" w:type="dxa"/>
+              <w:right w:w="100" w:type="dxa"/>
+            </w:tcMar>
+            <w:vAlign w:val="center"/>
+          </w:tcPr>
+          <w:p>
+            <w:pPr>
+              <w:jc w:val="both"/>
+            </w:pPr>
+            <w:r>
+              <w:t>Costo total de la línea (aproximadamente COSTO_UNI × CANTIDAD).</w:t>
+            </w:r>
+          </w:p>
+        </w:tc>
+      </w:tr>
+      <w:tr>
+        <w:tblPrEx>
+          <w:tblCellMar>
+            <w:top w:w="0" w:type="dxa"/>
+            <w:bottom w:w="0" w:type="dxa"/>
+          </w:tblCellMar>
+        </w:tblPrEx>
+        <w:trPr>
+          <w:trHeight w:val="222"/>
+        </w:trPr>
+        <w:tc>
+          <w:tcPr>
+            <w:tcW w:w="1979" w:type="dxa"/>
+            <w:shd w:val="clear" w:color="auto" w:fill="F2F6FC"/>
+            <w:tcMar>
+              <w:top w:w="80" w:type="dxa"/>
+              <w:left w:w="100" w:type="dxa"/>
+              <w:bottom w:w="80" w:type="dxa"/>
+              <w:right w:w="100" w:type="dxa"/>
+            </w:tcMar>
+            <w:vAlign w:val="center"/>
+          </w:tcPr>
+          <w:p>
+            <w:pPr>
+              <w:jc w:val="both"/>
+            </w:pPr>
+            <w:r>
+              <w:rPr>
+                <w:b/>
+                <w:bCs/>
+              </w:rPr>
+              <w:t>MONEDA</w:t>
+            </w:r>
+          </w:p>
+        </w:tc>
+        <w:tc>
+          <w:tcPr>
+            <w:tcW w:w="2368" w:type="dxa"/>
+            <w:shd w:val="clear" w:color="auto" w:fill="F2F6FC"/>
+            <w:tcMar>
+              <w:top w:w="80" w:type="dxa"/>
+              <w:left w:w="100" w:type="dxa"/>
+              <w:bottom w:w="80" w:type="dxa"/>
+              <w:right w:w="100" w:type="dxa"/>
+            </w:tcMar>
+            <w:vAlign w:val="center"/>
+          </w:tcPr>
+          <w:p>
+            <w:pPr>
+              <w:jc w:val="both"/>
+            </w:pPr>
+            <w:r>
+              <w:t>Texto/Código — Categórica Nominal</w:t>
+            </w:r>
+          </w:p>
+        </w:tc>
+        <w:tc>
+          <w:tcPr>
+            <w:tcW w:w="5928" w:type="dxa"/>
+            <w:shd w:val="clear" w:color="auto" w:fill="F2F6FC"/>
+            <w:tcMar>
+              <w:top w:w="80" w:type="dxa"/>
+              <w:left w:w="100" w:type="dxa"/>
+              <w:bottom w:w="80" w:type="dxa"/>
+              <w:right w:w="100" w:type="dxa"/>
+            </w:tcMar>
+            <w:vAlign w:val="center"/>
+          </w:tcPr>
+          <w:p>
+            <w:pPr>
+              <w:jc w:val="both"/>
+            </w:pPr>
+            <w:r>
+              <w:t xml:space="preserve">Código de la moneda de la transacción. Constante ("D", dólares) en todo el </w:t>
+            </w:r>
+            <w:proofErr w:type="spellStart"/>
+            <w:r>
+              <w:t>dataset</w:t>
+            </w:r>
+            <w:proofErr w:type="spellEnd"/>
+            <w:r>
+              <w:t>.</w:t>
+            </w:r>
+          </w:p>
+        </w:tc>
+      </w:tr>
+      <w:tr>
+        <w:tblPrEx>
+          <w:tblCellMar>
+            <w:top w:w="0" w:type="dxa"/>
+            <w:bottom w:w="0" w:type="dxa"/>
+          </w:tblCellMar>
+        </w:tblPrEx>
+        <w:trPr>
+          <w:trHeight w:val="445"/>
+        </w:trPr>
+        <w:tc>
+          <w:tcPr>
+            <w:tcW w:w="1979" w:type="dxa"/>
+            <w:tcMar>
+              <w:top w:w="80" w:type="dxa"/>
+              <w:left w:w="100" w:type="dxa"/>
+              <w:bottom w:w="80" w:type="dxa"/>
+              <w:right w:w="100" w:type="dxa"/>
+            </w:tcMar>
+            <w:vAlign w:val="center"/>
+          </w:tcPr>
+          <w:p>
+            <w:pPr>
+              <w:jc w:val="both"/>
+            </w:pPr>
+            <w:r>
+              <w:rPr>
+                <w:b/>
+                <w:bCs/>
+              </w:rPr>
+              <w:t>TIPO_CAMBIO</w:t>
+            </w:r>
+          </w:p>
+        </w:tc>
+        <w:tc>
+          <w:tcPr>
+            <w:tcW w:w="2368" w:type="dxa"/>
+            <w:tcMar>
+              <w:top w:w="80" w:type="dxa"/>
+              <w:left w:w="100" w:type="dxa"/>
+              <w:bottom w:w="80" w:type="dxa"/>
+              <w:right w:w="100" w:type="dxa"/>
+            </w:tcMar>
+            <w:vAlign w:val="center"/>
+          </w:tcPr>
+          <w:p>
+            <w:pPr>
+              <w:jc w:val="both"/>
+            </w:pPr>
+            <w:r>
+              <w:t>Numérico — Numérica Continua</w:t>
+            </w:r>
+          </w:p>
+        </w:tc>
+        <w:tc>
+          <w:tcPr>
+            <w:tcW w:w="5928" w:type="dxa"/>
+            <w:tcMar>
+              <w:top w:w="80" w:type="dxa"/>
+              <w:left w:w="100" w:type="dxa"/>
+              <w:bottom w:w="80" w:type="dxa"/>
+              <w:right w:w="100" w:type="dxa"/>
+            </w:tcMar>
+            <w:vAlign w:val="center"/>
+          </w:tcPr>
+          <w:p>
+            <w:pPr>
+              <w:jc w:val="both"/>
+            </w:pPr>
+            <w:r>
+              <w:t>Tipo de cambio aplicado. Constante (1), consistente con que Panamá usa el dólar como moneda de curso legal.</w:t>
+            </w:r>
+          </w:p>
+        </w:tc>
+      </w:tr>
+      <w:tr>
+        <w:tblPrEx>
+          <w:tblCellMar>
+            <w:top w:w="0" w:type="dxa"/>
+            <w:bottom w:w="0" w:type="dxa"/>
+          </w:tblCellMar>
+        </w:tblPrEx>
+        <w:trPr>
+          <w:trHeight w:val="222"/>
+        </w:trPr>
+        <w:tc>
+          <w:tcPr>
+            <w:tcW w:w="1979" w:type="dxa"/>
+            <w:shd w:val="clear" w:color="auto" w:fill="F2F6FC"/>
+            <w:tcMar>
+              <w:top w:w="80" w:type="dxa"/>
+              <w:left w:w="100" w:type="dxa"/>
+              <w:bottom w:w="80" w:type="dxa"/>
+              <w:right w:w="100" w:type="dxa"/>
+            </w:tcMar>
+            <w:vAlign w:val="center"/>
+          </w:tcPr>
+          <w:p>
+            <w:pPr>
+              <w:jc w:val="both"/>
+            </w:pPr>
+            <w:r>
+              <w:rPr>
+                <w:b/>
+                <w:bCs/>
+              </w:rPr>
+              <w:t>GENERO</w:t>
+            </w:r>
+          </w:p>
+        </w:tc>
+        <w:tc>
+          <w:tcPr>
+            <w:tcW w:w="2368" w:type="dxa"/>
+            <w:shd w:val="clear" w:color="auto" w:fill="F2F6FC"/>
+            <w:tcMar>
+              <w:top w:w="80" w:type="dxa"/>
+              <w:left w:w="100" w:type="dxa"/>
+              <w:bottom w:w="80" w:type="dxa"/>
+              <w:right w:w="100" w:type="dxa"/>
+            </w:tcMar>
+            <w:vAlign w:val="center"/>
+          </w:tcPr>
+          <w:p>
+            <w:pPr>
+              <w:jc w:val="both"/>
+            </w:pPr>
+            <w:r>
+              <w:t>Texto/Código — Categórica Nominal</w:t>
+            </w:r>
+          </w:p>
+        </w:tc>
+        <w:tc>
+          <w:tcPr>
+            <w:tcW w:w="5928" w:type="dxa"/>
+            <w:shd w:val="clear" w:color="auto" w:fill="F2F6FC"/>
+            <w:tcMar>
+              <w:top w:w="80" w:type="dxa"/>
+              <w:left w:w="100" w:type="dxa"/>
+              <w:bottom w:w="80" w:type="dxa"/>
+              <w:right w:w="100" w:type="dxa"/>
+            </w:tcMar>
+            <w:vAlign w:val="center"/>
+          </w:tcPr>
+          <w:p>
+            <w:pPr>
+              <w:jc w:val="both"/>
+            </w:pPr>
+            <w:r>
+              <w:t>Código abreviado del género objetivo del producto ("F", "M", "U").</w:t>
+            </w:r>
+          </w:p>
+        </w:tc>
+      </w:tr>
+      <w:tr>
+        <w:tblPrEx>
+          <w:tblCellMar>
+            <w:top w:w="0" w:type="dxa"/>
+            <w:bottom w:w="0" w:type="dxa"/>
+          </w:tblCellMar>
+        </w:tblPrEx>
+        <w:trPr>
+          <w:trHeight w:val="445"/>
+        </w:trPr>
+        <w:tc>
+          <w:tcPr>
+            <w:tcW w:w="1979" w:type="dxa"/>
+            <w:tcMar>
+              <w:top w:w="80" w:type="dxa"/>
+              <w:left w:w="100" w:type="dxa"/>
+              <w:bottom w:w="80" w:type="dxa"/>
+              <w:right w:w="100" w:type="dxa"/>
+            </w:tcMar>
+            <w:vAlign w:val="center"/>
+          </w:tcPr>
+          <w:p>
+            <w:pPr>
+              <w:jc w:val="both"/>
+            </w:pPr>
+            <w:r>
+              <w:rPr>
+                <w:b/>
+                <w:bCs/>
+              </w:rPr>
+              <w:t>DESCRIPCION_GENERO</w:t>
+            </w:r>
+          </w:p>
+        </w:tc>
+        <w:tc>
+          <w:tcPr>
+            <w:tcW w:w="2368" w:type="dxa"/>
+            <w:tcMar>
+              <w:top w:w="80" w:type="dxa"/>
+              <w:left w:w="100" w:type="dxa"/>
+              <w:bottom w:w="80" w:type="dxa"/>
+              <w:right w:w="100" w:type="dxa"/>
+            </w:tcMar>
+            <w:vAlign w:val="center"/>
+          </w:tcPr>
+          <w:p>
+            <w:pPr>
+              <w:jc w:val="both"/>
+            </w:pPr>
+            <w:r>
+              <w:t>Texto — Categórica Nominal</w:t>
+            </w:r>
+          </w:p>
+        </w:tc>
+        <w:tc>
+          <w:tcPr>
+            <w:tcW w:w="5928" w:type="dxa"/>
+            <w:tcMar>
+              <w:top w:w="80" w:type="dxa"/>
+              <w:left w:w="100" w:type="dxa"/>
+              <w:bottom w:w="80" w:type="dxa"/>
+              <w:right w:w="100" w:type="dxa"/>
+            </w:tcMar>
+            <w:vAlign w:val="center"/>
+          </w:tcPr>
+          <w:p>
+            <w:pPr>
+              <w:jc w:val="both"/>
+            </w:pPr>
+            <w:r>
+              <w:t xml:space="preserve">Descripción del género objetivo del producto (FEMENINO, MASCULINO, UNISEX). Variable </w:t>
+            </w:r>
+            <w:proofErr w:type="gramStart"/>
+            <w:r>
+              <w:t>target</w:t>
+            </w:r>
+            <w:proofErr w:type="gramEnd"/>
+            <w:r>
+              <w:t xml:space="preserve"> del análisis de clasificación en la versión individual del proyecto.</w:t>
+            </w:r>
+          </w:p>
+        </w:tc>
+      </w:tr>
+      <w:tr>
+        <w:tblPrEx>
+          <w:tblCellMar>
+            <w:top w:w="0" w:type="dxa"/>
+            <w:bottom w:w="0" w:type="dxa"/>
+          </w:tblCellMar>
+        </w:tblPrEx>
+        <w:trPr>
+          <w:trHeight w:val="445"/>
+        </w:trPr>
+        <w:tc>
+          <w:tcPr>
+            <w:tcW w:w="1979" w:type="dxa"/>
+            <w:shd w:val="clear" w:color="auto" w:fill="F2F6FC"/>
+            <w:tcMar>
+              <w:top w:w="80" w:type="dxa"/>
+              <w:left w:w="100" w:type="dxa"/>
+              <w:bottom w:w="80" w:type="dxa"/>
+              <w:right w:w="100" w:type="dxa"/>
+            </w:tcMar>
+            <w:vAlign w:val="center"/>
+          </w:tcPr>
+          <w:p>
+            <w:pPr>
+              <w:jc w:val="both"/>
+            </w:pPr>
+            <w:r>
+              <w:rPr>
+                <w:b/>
+                <w:bCs/>
+              </w:rPr>
+              <w:t>MEDIDA</w:t>
+            </w:r>
+          </w:p>
+        </w:tc>
+        <w:tc>
+          <w:tcPr>
+            <w:tcW w:w="2368" w:type="dxa"/>
+            <w:shd w:val="clear" w:color="auto" w:fill="F2F6FC"/>
+            <w:tcMar>
+              <w:top w:w="80" w:type="dxa"/>
+              <w:left w:w="100" w:type="dxa"/>
+              <w:bottom w:w="80" w:type="dxa"/>
+              <w:right w:w="100" w:type="dxa"/>
+            </w:tcMar>
+            <w:vAlign w:val="center"/>
+          </w:tcPr>
+          <w:p>
+            <w:pPr>
+              <w:jc w:val="both"/>
+            </w:pPr>
+            <w:r>
+              <w:t>Numérico — Numérica Continua</w:t>
+            </w:r>
+          </w:p>
+        </w:tc>
+        <w:tc>
+          <w:tcPr>
+            <w:tcW w:w="5928" w:type="dxa"/>
+            <w:shd w:val="clear" w:color="auto" w:fill="F2F6FC"/>
+            <w:tcMar>
+              <w:top w:w="80" w:type="dxa"/>
+              <w:left w:w="100" w:type="dxa"/>
+              <w:bottom w:w="80" w:type="dxa"/>
+              <w:right w:w="100" w:type="dxa"/>
+            </w:tcMar>
+            <w:vAlign w:val="center"/>
+          </w:tcPr>
+          <w:p>
+            <w:pPr>
+              <w:jc w:val="both"/>
+            </w:pPr>
+            <w:r>
+              <w:t>Tamaño/volumen del producto (ej. en mililitros: 50, 100, 250, 1000). Aproximadamente 26% de valores nulos.</w:t>
+            </w:r>
+          </w:p>
+        </w:tc>
+      </w:tr>
+      <w:tr>
+        <w:tblPrEx>
+          <w:tblCellMar>
+            <w:top w:w="0" w:type="dxa"/>
+            <w:bottom w:w="0" w:type="dxa"/>
+          </w:tblCellMar>
+        </w:tblPrEx>
+        <w:trPr>
+          <w:trHeight w:val="445"/>
+        </w:trPr>
+        <w:tc>
+          <w:tcPr>
+            <w:tcW w:w="1979" w:type="dxa"/>
+            <w:tcMar>
+              <w:top w:w="80" w:type="dxa"/>
+              <w:left w:w="100" w:type="dxa"/>
+              <w:bottom w:w="80" w:type="dxa"/>
+              <w:right w:w="100" w:type="dxa"/>
+            </w:tcMar>
+            <w:vAlign w:val="center"/>
+          </w:tcPr>
+          <w:p>
+            <w:pPr>
+              <w:jc w:val="both"/>
+            </w:pPr>
+            <w:r>
+              <w:rPr>
+                <w:b/>
+                <w:bCs/>
+              </w:rPr>
+              <w:t>REF_PROV</w:t>
+            </w:r>
+          </w:p>
+        </w:tc>
+        <w:tc>
+          <w:tcPr>
+            <w:tcW w:w="2368" w:type="dxa"/>
+            <w:tcMar>
+              <w:top w:w="80" w:type="dxa"/>
+              <w:left w:w="100" w:type="dxa"/>
+              <w:bottom w:w="80" w:type="dxa"/>
+              <w:right w:w="100" w:type="dxa"/>
+            </w:tcMar>
+            <w:vAlign w:val="center"/>
+          </w:tcPr>
+          <w:p>
+            <w:pPr>
+              <w:jc w:val="both"/>
+            </w:pPr>
+            <w:r>
+              <w:t>Texto/Código — Categórica Nominal (identificador)</w:t>
+            </w:r>
+          </w:p>
+        </w:tc>
+        <w:tc>
+          <w:tcPr>
+            <w:tcW w:w="5928" w:type="dxa"/>
+            <w:tcMar>
+              <w:top w:w="80" w:type="dxa"/>
+              <w:left w:w="100" w:type="dxa"/>
+              <w:bottom w:w="80" w:type="dxa"/>
+              <w:right w:w="100" w:type="dxa"/>
+            </w:tcMar>
+            <w:vAlign w:val="center"/>
+          </w:tcPr>
+          <w:p>
+            <w:pPr>
+              <w:jc w:val="both"/>
+            </w:pPr>
+            <w:r>
+              <w:t>Referencia o código del proveedor asociado al producto (ej. "ABU-102").</w:t>
+            </w:r>
+          </w:p>
+        </w:tc>
+      </w:tr>
+      <w:tr>
+        <w:tblPrEx>
+          <w:tblCellMar>
+            <w:top w:w="0" w:type="dxa"/>
+            <w:bottom w:w="0" w:type="dxa"/>
+          </w:tblCellMar>
+        </w:tblPrEx>
+        <w:trPr>
+          <w:trHeight w:val="668"/>
+        </w:trPr>
+        <w:tc>
+          <w:tcPr>
+            <w:tcW w:w="1979" w:type="dxa"/>
+            <w:shd w:val="clear" w:color="auto" w:fill="F2F6FC"/>
+            <w:tcMar>
+              <w:top w:w="80" w:type="dxa"/>
+              <w:left w:w="100" w:type="dxa"/>
+              <w:bottom w:w="80" w:type="dxa"/>
+              <w:right w:w="100" w:type="dxa"/>
+            </w:tcMar>
+            <w:vAlign w:val="center"/>
+          </w:tcPr>
+          <w:p>
+            <w:pPr>
+              <w:jc w:val="both"/>
+            </w:pPr>
+            <w:r>
+              <w:rPr>
+                <w:b/>
+                <w:bCs/>
+              </w:rPr>
+              <w:t>MONTO_PM</w:t>
+            </w:r>
+          </w:p>
+        </w:tc>
+        <w:tc>
+          <w:tcPr>
+            <w:tcW w:w="2368" w:type="dxa"/>
+            <w:shd w:val="clear" w:color="auto" w:fill="F2F6FC"/>
+            <w:tcMar>
+              <w:top w:w="80" w:type="dxa"/>
+              <w:left w:w="100" w:type="dxa"/>
+              <w:bottom w:w="80" w:type="dxa"/>
+              <w:right w:w="100" w:type="dxa"/>
+            </w:tcMar>
+            <w:vAlign w:val="center"/>
+          </w:tcPr>
+          <w:p>
+            <w:pPr>
+              <w:jc w:val="both"/>
+            </w:pPr>
+            <w:r>
+              <w:t>Numérico (moneda) — Numérica Continua</w:t>
+            </w:r>
+          </w:p>
+        </w:tc>
+        <w:tc>
+          <w:tcPr>
+            <w:tcW w:w="5928" w:type="dxa"/>
+            <w:shd w:val="clear" w:color="auto" w:fill="F2F6FC"/>
+            <w:tcMar>
+              <w:top w:w="80" w:type="dxa"/>
+              <w:left w:w="100" w:type="dxa"/>
+              <w:bottom w:w="80" w:type="dxa"/>
+              <w:right w:w="100" w:type="dxa"/>
+            </w:tcMar>
+            <w:vAlign w:val="center"/>
+          </w:tcPr>
+          <w:p>
+            <w:pPr>
+              <w:jc w:val="both"/>
+            </w:pPr>
+            <w:r>
+              <w:t>Monto asociado a una promoción/campaña de marca vinculada a la venta (interpretación basada en los valores observados en COD_PM; no confirmado por el proveedor de datos). Mayormente nulo (~79%).</w:t>
+            </w:r>
+          </w:p>
+        </w:tc>
+      </w:tr>
+      <w:tr>
+        <w:tblPrEx>
+          <w:tblCellMar>
+            <w:top w:w="0" w:type="dxa"/>
+            <w:bottom w:w="0" w:type="dxa"/>
+          </w:tblCellMar>
+        </w:tblPrEx>
+        <w:trPr>
+          <w:trHeight w:val="445"/>
+        </w:trPr>
+        <w:tc>
+          <w:tcPr>
+            <w:tcW w:w="1979" w:type="dxa"/>
+            <w:tcMar>
+              <w:top w:w="80" w:type="dxa"/>
+              <w:left w:w="100" w:type="dxa"/>
+              <w:bottom w:w="80" w:type="dxa"/>
+              <w:right w:w="100" w:type="dxa"/>
+            </w:tcMar>
+            <w:vAlign w:val="center"/>
+          </w:tcPr>
+          <w:p>
+            <w:pPr>
+              <w:jc w:val="both"/>
+            </w:pPr>
+            <w:r>
+              <w:rPr>
+                <w:b/>
+                <w:bCs/>
+              </w:rPr>
+              <w:t>COD_PM</w:t>
+            </w:r>
+          </w:p>
+        </w:tc>
+        <w:tc>
+          <w:tcPr>
+            <w:tcW w:w="2368" w:type="dxa"/>
+            <w:tcMar>
+              <w:top w:w="80" w:type="dxa"/>
+              <w:left w:w="100" w:type="dxa"/>
+              <w:bottom w:w="80" w:type="dxa"/>
+              <w:right w:w="100" w:type="dxa"/>
+            </w:tcMar>
+            <w:vAlign w:val="center"/>
+          </w:tcPr>
+          <w:p>
+            <w:pPr>
+              <w:jc w:val="both"/>
+            </w:pPr>
+            <w:r>
+              <w:t>Texto/Código — Categórica Nominal</w:t>
+            </w:r>
+          </w:p>
+        </w:tc>
+        <w:tc>
+          <w:tcPr>
+            <w:tcW w:w="5928" w:type="dxa"/>
+            <w:tcMar>
+              <w:top w:w="80" w:type="dxa"/>
+              <w:left w:w="100" w:type="dxa"/>
+              <w:bottom w:w="80" w:type="dxa"/>
+              <w:right w:w="100" w:type="dxa"/>
+            </w:tcMar>
+            <w:vAlign w:val="center"/>
+          </w:tcPr>
+          <w:p>
+            <w:pPr>
+              <w:jc w:val="both"/>
+            </w:pPr>
+            <w:r>
+              <w:t>Código o nombre de la promoción/marca en campaña asociada a la venta (ej. "PROMO09", "CALVIN KLEIN"). Mayormente nulo (~97%).</w:t>
+            </w:r>
+          </w:p>
+        </w:tc>
+      </w:tr>
+    </w:tbl>
+    <w:p/>
     <w:p>
       <w:pPr>
         <w:spacing w:before="280" w:after="140"/>
@@ -1214,21 +4245,22 @@
           <w:sz w:val="22"/>
           <w:szCs w:val="22"/>
         </w:rPr>
-        <w:t xml:space="preserve"> </w:t>
-      </w:r>
-      <w:r>
-        <w:rPr>
-          <w:sz w:val="22"/>
-          <w:szCs w:val="22"/>
-        </w:rPr>
-        <w:t>WISA-01, WISA-02, WISA-03, WISA-04, WISA-05 y WISA-MAC</w:t>
-      </w:r>
-      <w:r>
-        <w:rPr>
-          <w:sz w:val="22"/>
-          <w:szCs w:val="22"/>
-        </w:rPr>
-        <w:t>, y los 142 corresponden exclusivamente a líneas con TIPO_DOC = "DV" (anulaciones), que de todas formas se excluyen del modelado según se detalla en la sección 7. Por rigor, la agrupación por factura para construir TOTAL_FACTURA se hará usando la llave compuesta TIENDA + FACTURA, y no el número de factura por sí solo.</w:t>
+        <w:t xml:space="preserve"> WISA-01, WISA-02, WISA-03, WISA-04, WISA-05 y WISA-MAC</w:t>
+      </w:r>
+      <w:r>
+        <w:rPr>
+          <w:sz w:val="22"/>
+          <w:szCs w:val="22"/>
+        </w:rPr>
+        <w:t xml:space="preserve">, y los 142 corresponden exclusivamente a líneas con TIPO_DOC = "DV" (anulaciones), que de todas formas </w:t>
+      </w:r>
+      <w:r>
+        <w:rPr>
+          <w:sz w:val="22"/>
+          <w:szCs w:val="22"/>
+        </w:rPr>
+        <w:lastRenderedPageBreak/>
+        <w:t>se excluyen del modelado según se detalla en la sección 7. Por rigor, la agrupación por factura para construir TOTAL_FACTURA se hará usando la llave compuesta TIENDA + FACTURA, y no el número de factura por sí solo.</w:t>
       </w:r>
     </w:p>
     <w:p>
